--- a/rapports/2026-06-06/EQ33/EQ33_sup_v2/DR_023201030018/03-72-51-09.docx
+++ b/rapports/2026-06-06/EQ33/EQ33_sup_v2/DR_023201030018/03-72-51-09.docx
@@ -297,7 +297,7 @@
           <w:color w:val="1F6FEB"/>
           <w:sz w:val="22"/>
         </w:rPr>
-        <w:t>⚠ INCOHÉRENCES À CORRIGER (100)</w:t>
+        <w:t>⚠ INCOHÉRENCES À CORRIGER (96)</w:t>
       </w:r>
     </w:p>
     <w:tbl>
@@ -845,7 +845,7 @@
                 <w:i w:val="0"/>
                 <w:sz w:val="17"/>
               </w:rPr>
-              <w:t>Incohérence!!! seulement les écoles privées paient les frais de scolarité (y compris les frais d'inscription).</w:t>
+              <w:t>Incohérent!! Le niveau d'instruction déclaré par l'un des enfants (Primaire) au niveau de la section 1 de Bineta Diedhiou diffère de celui donné par Bineta Diedhiou lui-même qui affirme ne pas avoir frequenté l'école formelle.</w:t>
             </w:r>
           </w:p>
         </w:tc>
@@ -968,6 +968,1536 @@
                 <w:i w:val="0"/>
                 <w:sz w:val="16"/>
               </w:rPr>
+              <w:t>S11</w:t>
+              <w:br/>
+            </w:r>
+            <w:r>
+              <w:rPr>
+                <w:b w:val="0"/>
+                <w:i w:val="0"/>
+                <w:color w:val="64748B"/>
+                <w:sz w:val="14"/>
+              </w:rPr>
+              <w:t>Logement / cadre de vie</w:t>
+            </w:r>
+          </w:p>
+        </w:tc>
+        <w:tc>
+          <w:tcPr>
+            <w:tcW w:type="dxa" w:w="1531"/>
+          </w:tcPr>
+          <w:p>
+            <w:r>
+              <w:rPr>
+                <w:b/>
+                <w:i w:val="0"/>
+                <w:color w:val="16A34A"/>
+                <w:sz w:val="16"/>
+              </w:rPr>
+              <w:t>—</w:t>
+            </w:r>
+          </w:p>
+        </w:tc>
+        <w:tc>
+          <w:tcPr>
+            <w:tcW w:type="dxa" w:w="1191"/>
+          </w:tcPr>
+          <w:p>
+            <w:r>
+              <w:rPr>
+                <w:b w:val="0"/>
+                <w:i w:val="0"/>
+                <w:color w:val="64748B"/>
+                <w:sz w:val="16"/>
+              </w:rPr>
+              <w:t>GT-CQ</w:t>
+            </w:r>
+          </w:p>
+        </w:tc>
+        <w:tc>
+          <w:tcPr>
+            <w:tcW w:type="dxa" w:w="4706"/>
+          </w:tcPr>
+          <w:p>
+            <w:r>
+              <w:rPr>
+                <w:b w:val="0"/>
+                <w:i w:val="0"/>
+                <w:sz w:val="17"/>
+              </w:rPr>
+              <w:t>Incoherence!! Le ménage a depensé .</w:t>
+            </w:r>
+          </w:p>
+        </w:tc>
+      </w:tr>
+      <w:tr>
+        <w:tc>
+          <w:tcPr>
+            <w:tcW w:type="dxa" w:w="964"/>
+          </w:tcPr>
+          <w:p>
+            <w:r>
+              <w:rPr>
+                <w:b/>
+                <w:i w:val="0"/>
+                <w:color w:val="DC2626"/>
+                <w:sz w:val="16"/>
+              </w:rPr>
+              <w:t>Haute</w:t>
+            </w:r>
+          </w:p>
+        </w:tc>
+        <w:tc>
+          <w:tcPr>
+            <w:tcW w:type="dxa" w:w="1247"/>
+          </w:tcPr>
+          <w:p>
+            <w:r>
+              <w:rPr>
+                <w:b/>
+                <w:i w:val="0"/>
+                <w:sz w:val="16"/>
+              </w:rPr>
+              <w:t>S11</w:t>
+              <w:br/>
+            </w:r>
+            <w:r>
+              <w:rPr>
+                <w:b w:val="0"/>
+                <w:i w:val="0"/>
+                <w:color w:val="64748B"/>
+                <w:sz w:val="14"/>
+              </w:rPr>
+              <w:t>Logement / cadre de vie</w:t>
+            </w:r>
+          </w:p>
+        </w:tc>
+        <w:tc>
+          <w:tcPr>
+            <w:tcW w:type="dxa" w:w="1531"/>
+          </w:tcPr>
+          <w:p>
+            <w:r>
+              <w:rPr>
+                <w:b/>
+                <w:i w:val="0"/>
+                <w:color w:val="16A34A"/>
+                <w:sz w:val="16"/>
+              </w:rPr>
+              <w:t>s01q29, s01q31, s04q24, s00q04, s11q21, s09fq03, s09fq011</w:t>
+            </w:r>
+          </w:p>
+        </w:tc>
+        <w:tc>
+          <w:tcPr>
+            <w:tcW w:type="dxa" w:w="1191"/>
+          </w:tcPr>
+          <w:p>
+            <w:r>
+              <w:rPr>
+                <w:b w:val="0"/>
+                <w:i w:val="0"/>
+                <w:color w:val="64748B"/>
+                <w:sz w:val="16"/>
+              </w:rPr>
+              <w:t>GT-CQ</w:t>
+            </w:r>
+          </w:p>
+        </w:tc>
+        <w:tc>
+          <w:tcPr>
+            <w:tcW w:type="dxa" w:w="4706"/>
+          </w:tcPr>
+          <w:p>
+            <w:r>
+              <w:rPr>
+                <w:b w:val="0"/>
+                <w:i w:val="0"/>
+                <w:sz w:val="17"/>
+              </w:rPr>
+              <w:t>FCFA dans Frais de connexion au réseau de distribution d'eau mais dit ne pas être connecté à un réseau d'eau courante, prière de corriger cette incoherenceAttention!!! Les ménages vivants dans un(e) Maison Basse à ZIGUINCHOR Rural ont généralement comme principal matériau de revêtement du sol du logement le/la Ciment/Béton, mais celui du ménage de Fatou sane (Terre battue/Sable) diffère de celui-ci.</w:t>
+            </w:r>
+          </w:p>
+        </w:tc>
+      </w:tr>
+      <w:tr>
+        <w:tc>
+          <w:tcPr>
+            <w:tcW w:type="dxa" w:w="964"/>
+          </w:tcPr>
+          <w:p>
+            <w:r>
+              <w:rPr>
+                <w:b/>
+                <w:i w:val="0"/>
+                <w:color w:val="DC2626"/>
+                <w:sz w:val="16"/>
+              </w:rPr>
+              <w:t>Haute</w:t>
+            </w:r>
+          </w:p>
+        </w:tc>
+        <w:tc>
+          <w:tcPr>
+            <w:tcW w:type="dxa" w:w="1247"/>
+          </w:tcPr>
+          <w:p>
+            <w:r>
+              <w:rPr>
+                <w:b/>
+                <w:i w:val="0"/>
+                <w:sz w:val="16"/>
+              </w:rPr>
+              <w:t>S16</w:t>
+              <w:br/>
+            </w:r>
+            <w:r>
+              <w:rPr>
+                <w:b w:val="0"/>
+                <w:i w:val="0"/>
+                <w:color w:val="64748B"/>
+                <w:sz w:val="14"/>
+              </w:rPr>
+              <w:t>Agriculture</w:t>
+            </w:r>
+          </w:p>
+        </w:tc>
+        <w:tc>
+          <w:tcPr>
+            <w:tcW w:type="dxa" w:w="1531"/>
+          </w:tcPr>
+          <w:p>
+            <w:r>
+              <w:rPr>
+                <w:b/>
+                <w:i w:val="0"/>
+                <w:color w:val="16A34A"/>
+                <w:sz w:val="16"/>
+              </w:rPr>
+              <w:t>s16dq05a, s16dq05c</w:t>
+            </w:r>
+          </w:p>
+        </w:tc>
+        <w:tc>
+          <w:tcPr>
+            <w:tcW w:type="dxa" w:w="1191"/>
+          </w:tcPr>
+          <w:p>
+            <w:r>
+              <w:rPr>
+                <w:b w:val="0"/>
+                <w:i w:val="0"/>
+                <w:color w:val="64748B"/>
+                <w:sz w:val="16"/>
+              </w:rPr>
+              <w:t>GT-CQ</w:t>
+            </w:r>
+          </w:p>
+        </w:tc>
+        <w:tc>
+          <w:tcPr>
+            <w:tcW w:type="dxa" w:w="4706"/>
+          </w:tcPr>
+          <w:p>
+            <w:r>
+              <w:rPr>
+                <w:b w:val="0"/>
+                <w:i w:val="0"/>
+                <w:sz w:val="17"/>
+              </w:rPr>
+              <w:t>La quantité de s16dq05a estimée en Kg est incohérente avec la prise dans la question s16dq05c, prière de bien estimer et mettre la valeur exacte.</w:t>
+            </w:r>
+          </w:p>
+        </w:tc>
+      </w:tr>
+      <w:tr>
+        <w:tc>
+          <w:tcPr>
+            <w:tcW w:type="dxa" w:w="964"/>
+          </w:tcPr>
+          <w:p>
+            <w:r>
+              <w:rPr>
+                <w:b/>
+                <w:i w:val="0"/>
+                <w:color w:val="DC2626"/>
+                <w:sz w:val="16"/>
+              </w:rPr>
+              <w:t>Haute</w:t>
+            </w:r>
+          </w:p>
+        </w:tc>
+        <w:tc>
+          <w:tcPr>
+            <w:tcW w:type="dxa" w:w="1247"/>
+          </w:tcPr>
+          <w:p>
+            <w:r>
+              <w:rPr>
+                <w:b/>
+                <w:i w:val="0"/>
+                <w:sz w:val="16"/>
+              </w:rPr>
+              <w:t>S16</w:t>
+              <w:br/>
+            </w:r>
+            <w:r>
+              <w:rPr>
+                <w:b w:val="0"/>
+                <w:i w:val="0"/>
+                <w:color w:val="64748B"/>
+                <w:sz w:val="14"/>
+              </w:rPr>
+              <w:t>Agriculture</w:t>
+            </w:r>
+          </w:p>
+        </w:tc>
+        <w:tc>
+          <w:tcPr>
+            <w:tcW w:type="dxa" w:w="1531"/>
+          </w:tcPr>
+          <w:p>
+            <w:r>
+              <w:rPr>
+                <w:b/>
+                <w:i w:val="0"/>
+                <w:color w:val="16A34A"/>
+                <w:sz w:val="16"/>
+              </w:rPr>
+              <w:t>s00q07a, s00q08, s00q10, s00q13_0, s00q15_0, s00q17_0, s00q23a, s00q23b</w:t>
+            </w:r>
+          </w:p>
+        </w:tc>
+        <w:tc>
+          <w:tcPr>
+            <w:tcW w:type="dxa" w:w="1191"/>
+          </w:tcPr>
+          <w:p>
+            <w:r>
+              <w:rPr>
+                <w:b w:val="0"/>
+                <w:i w:val="0"/>
+                <w:color w:val="64748B"/>
+                <w:sz w:val="16"/>
+              </w:rPr>
+              <w:t>GT-CQ</w:t>
+            </w:r>
+          </w:p>
+        </w:tc>
+        <w:tc>
+          <w:tcPr>
+            <w:tcW w:type="dxa" w:w="4706"/>
+          </w:tcPr>
+          <w:p>
+            <w:r>
+              <w:rPr>
+                <w:b w:val="0"/>
+                <w:i w:val="0"/>
+                <w:sz w:val="17"/>
+              </w:rPr>
+              <w:t>La somme des quantités consommées (25 kg), des quantités offertes (5 kg),  des quantités vendus (30 kg) et des quantités en stock (0 kg) depasse la quantité totale (1 kg) que le ménage a eu après la recolte de Arachide , prière de corriger cette incoherence.</w:t>
+            </w:r>
+          </w:p>
+        </w:tc>
+      </w:tr>
+      <w:tr>
+        <w:tc>
+          <w:tcPr>
+            <w:tcW w:type="dxa" w:w="964"/>
+          </w:tcPr>
+          <w:p>
+            <w:r>
+              <w:rPr>
+                <w:b/>
+                <w:i w:val="0"/>
+                <w:color w:val="EA580C"/>
+                <w:sz w:val="16"/>
+              </w:rPr>
+              <w:t>Moyenne</w:t>
+            </w:r>
+          </w:p>
+        </w:tc>
+        <w:tc>
+          <w:tcPr>
+            <w:tcW w:type="dxa" w:w="1247"/>
+          </w:tcPr>
+          <w:p>
+            <w:r>
+              <w:rPr>
+                <w:b/>
+                <w:i w:val="0"/>
+                <w:sz w:val="16"/>
+              </w:rPr>
+              <w:t>S00</w:t>
+              <w:br/>
+            </w:r>
+            <w:r>
+              <w:rPr>
+                <w:b w:val="0"/>
+                <w:i w:val="0"/>
+                <w:color w:val="64748B"/>
+                <w:sz w:val="14"/>
+              </w:rPr>
+              <w:t>Identification</w:t>
+            </w:r>
+          </w:p>
+        </w:tc>
+        <w:tc>
+          <w:tcPr>
+            <w:tcW w:type="dxa" w:w="1531"/>
+          </w:tcPr>
+          <w:p>
+            <w:r>
+              <w:rPr>
+                <w:b/>
+                <w:i w:val="0"/>
+                <w:color w:val="16A34A"/>
+                <w:sz w:val="16"/>
+              </w:rPr>
+              <w:t>s00q27</w:t>
+            </w:r>
+          </w:p>
+        </w:tc>
+        <w:tc>
+          <w:tcPr>
+            <w:tcW w:type="dxa" w:w="1191"/>
+          </w:tcPr>
+          <w:p>
+            <w:r>
+              <w:rPr>
+                <w:b w:val="0"/>
+                <w:i w:val="0"/>
+                <w:color w:val="64748B"/>
+                <w:sz w:val="16"/>
+              </w:rPr>
+              <w:t>GT-CQ</w:t>
+            </w:r>
+          </w:p>
+        </w:tc>
+        <w:tc>
+          <w:tcPr>
+            <w:tcW w:type="dxa" w:w="4706"/>
+          </w:tcPr>
+          <w:p>
+            <w:r>
+              <w:rPr>
+                <w:b w:val="0"/>
+                <w:i w:val="0"/>
+                <w:sz w:val="17"/>
+              </w:rPr>
+              <w:t>Le questionnaire semble ne pas être complètement fini mais le questionnaire est en statut complet, prière de compléter le questionnaire.</w:t>
+            </w:r>
+          </w:p>
+        </w:tc>
+      </w:tr>
+      <w:tr>
+        <w:tc>
+          <w:tcPr>
+            <w:tcW w:type="dxa" w:w="964"/>
+          </w:tcPr>
+          <w:p>
+            <w:r>
+              <w:rPr>
+                <w:b/>
+                <w:i w:val="0"/>
+                <w:color w:val="EA580C"/>
+                <w:sz w:val="16"/>
+              </w:rPr>
+              <w:t>Moyenne</w:t>
+            </w:r>
+          </w:p>
+        </w:tc>
+        <w:tc>
+          <w:tcPr>
+            <w:tcW w:type="dxa" w:w="1247"/>
+          </w:tcPr>
+          <w:p>
+            <w:r>
+              <w:rPr>
+                <w:b/>
+                <w:i w:val="0"/>
+                <w:sz w:val="16"/>
+              </w:rPr>
+              <w:t>S00</w:t>
+              <w:br/>
+            </w:r>
+            <w:r>
+              <w:rPr>
+                <w:b w:val="0"/>
+                <w:i w:val="0"/>
+                <w:color w:val="64748B"/>
+                <w:sz w:val="14"/>
+              </w:rPr>
+              <w:t>Identification</w:t>
+            </w:r>
+          </w:p>
+        </w:tc>
+        <w:tc>
+          <w:tcPr>
+            <w:tcW w:type="dxa" w:w="1531"/>
+          </w:tcPr>
+          <w:p>
+            <w:r>
+              <w:rPr>
+                <w:b/>
+                <w:i w:val="0"/>
+                <w:color w:val="16A34A"/>
+                <w:sz w:val="16"/>
+              </w:rPr>
+              <w:t>—</w:t>
+            </w:r>
+          </w:p>
+        </w:tc>
+        <w:tc>
+          <w:tcPr>
+            <w:tcW w:type="dxa" w:w="1191"/>
+          </w:tcPr>
+          <w:p>
+            <w:r>
+              <w:rPr>
+                <w:b w:val="0"/>
+                <w:i w:val="0"/>
+                <w:color w:val="64748B"/>
+                <w:sz w:val="16"/>
+              </w:rPr>
+              <w:t>GT-CQ</w:t>
+            </w:r>
+          </w:p>
+        </w:tc>
+        <w:tc>
+          <w:tcPr>
+            <w:tcW w:type="dxa" w:w="4706"/>
+          </w:tcPr>
+          <w:p>
+            <w:r>
+              <w:rPr>
+                <w:b w:val="0"/>
+                <w:i w:val="0"/>
+                <w:sz w:val="17"/>
+              </w:rPr>
+              <w:t>L'adresse ou la localisation du ménage doit être bien renseignée, ne doit pas contenir des numéros de téléphone et elle semble courte pour être une adresse.</w:t>
+            </w:r>
+          </w:p>
+        </w:tc>
+      </w:tr>
+      <w:tr>
+        <w:tc>
+          <w:tcPr>
+            <w:tcW w:type="dxa" w:w="964"/>
+          </w:tcPr>
+          <w:p>
+            <w:r>
+              <w:rPr>
+                <w:b/>
+                <w:i w:val="0"/>
+                <w:color w:val="EA580C"/>
+                <w:sz w:val="16"/>
+              </w:rPr>
+              <w:t>Moyenne</w:t>
+            </w:r>
+          </w:p>
+        </w:tc>
+        <w:tc>
+          <w:tcPr>
+            <w:tcW w:type="dxa" w:w="1247"/>
+          </w:tcPr>
+          <w:p>
+            <w:r>
+              <w:rPr>
+                <w:b/>
+                <w:i w:val="0"/>
+                <w:sz w:val="16"/>
+              </w:rPr>
+              <w:t>S00</w:t>
+              <w:br/>
+            </w:r>
+            <w:r>
+              <w:rPr>
+                <w:b w:val="0"/>
+                <w:i w:val="0"/>
+                <w:color w:val="64748B"/>
+                <w:sz w:val="14"/>
+              </w:rPr>
+              <w:t>Identification</w:t>
+            </w:r>
+          </w:p>
+        </w:tc>
+        <w:tc>
+          <w:tcPr>
+            <w:tcW w:type="dxa" w:w="1531"/>
+          </w:tcPr>
+          <w:p>
+            <w:r>
+              <w:rPr>
+                <w:b/>
+                <w:i w:val="0"/>
+                <w:color w:val="16A34A"/>
+                <w:sz w:val="16"/>
+              </w:rPr>
+              <w:t>—</w:t>
+            </w:r>
+          </w:p>
+        </w:tc>
+        <w:tc>
+          <w:tcPr>
+            <w:tcW w:type="dxa" w:w="1191"/>
+          </w:tcPr>
+          <w:p>
+            <w:r>
+              <w:rPr>
+                <w:b w:val="0"/>
+                <w:i w:val="0"/>
+                <w:color w:val="64748B"/>
+                <w:sz w:val="16"/>
+              </w:rPr>
+              <w:t>GT-CQ</w:t>
+            </w:r>
+          </w:p>
+        </w:tc>
+        <w:tc>
+          <w:tcPr>
+            <w:tcW w:type="dxa" w:w="4706"/>
+          </w:tcPr>
+          <w:p>
+            <w:r>
+              <w:rPr>
+                <w:b w:val="0"/>
+                <w:i w:val="0"/>
+                <w:sz w:val="17"/>
+              </w:rPr>
+              <w:t>Prière de mettre les noms dans ces questions et mettre les contacts à leurs places.</w:t>
+            </w:r>
+          </w:p>
+        </w:tc>
+      </w:tr>
+      <w:tr>
+        <w:tc>
+          <w:tcPr>
+            <w:tcW w:type="dxa" w:w="964"/>
+          </w:tcPr>
+          <w:p>
+            <w:r>
+              <w:rPr>
+                <w:b/>
+                <w:i w:val="0"/>
+                <w:color w:val="EA580C"/>
+                <w:sz w:val="16"/>
+              </w:rPr>
+              <w:t>Moyenne</w:t>
+            </w:r>
+          </w:p>
+        </w:tc>
+        <w:tc>
+          <w:tcPr>
+            <w:tcW w:type="dxa" w:w="1247"/>
+          </w:tcPr>
+          <w:p>
+            <w:r>
+              <w:rPr>
+                <w:b/>
+                <w:i w:val="0"/>
+                <w:sz w:val="16"/>
+              </w:rPr>
+              <w:t>S00</w:t>
+              <w:br/>
+            </w:r>
+            <w:r>
+              <w:rPr>
+                <w:b w:val="0"/>
+                <w:i w:val="0"/>
+                <w:color w:val="64748B"/>
+                <w:sz w:val="14"/>
+              </w:rPr>
+              <w:t>Identification</w:t>
+            </w:r>
+          </w:p>
+        </w:tc>
+        <w:tc>
+          <w:tcPr>
+            <w:tcW w:type="dxa" w:w="1531"/>
+          </w:tcPr>
+          <w:p>
+            <w:r>
+              <w:rPr>
+                <w:b/>
+                <w:i w:val="0"/>
+                <w:color w:val="16A34A"/>
+                <w:sz w:val="16"/>
+              </w:rPr>
+              <w:t>s00q14, s00q16, s00q18</w:t>
+            </w:r>
+          </w:p>
+        </w:tc>
+        <w:tc>
+          <w:tcPr>
+            <w:tcW w:type="dxa" w:w="1191"/>
+          </w:tcPr>
+          <w:p>
+            <w:r>
+              <w:rPr>
+                <w:b w:val="0"/>
+                <w:i w:val="0"/>
+                <w:color w:val="64748B"/>
+                <w:sz w:val="16"/>
+              </w:rPr>
+              <w:t>GT-CQ</w:t>
+            </w:r>
+          </w:p>
+        </w:tc>
+        <w:tc>
+          <w:tcPr>
+            <w:tcW w:type="dxa" w:w="4706"/>
+          </w:tcPr>
+          <w:p>
+            <w:r>
+              <w:rPr>
+                <w:b w:val="0"/>
+                <w:i w:val="0"/>
+                <w:sz w:val="17"/>
+              </w:rPr>
+              <w:t>Attention! Veillez bien renseigner les contacts dans les questions de 0.14 ou 0.16 ou 0.18.</w:t>
+            </w:r>
+          </w:p>
+        </w:tc>
+      </w:tr>
+      <w:tr>
+        <w:tc>
+          <w:tcPr>
+            <w:tcW w:type="dxa" w:w="964"/>
+          </w:tcPr>
+          <w:p>
+            <w:r>
+              <w:rPr>
+                <w:b/>
+                <w:i w:val="0"/>
+                <w:color w:val="EA580C"/>
+                <w:sz w:val="16"/>
+              </w:rPr>
+              <w:t>Moyenne</w:t>
+            </w:r>
+          </w:p>
+        </w:tc>
+        <w:tc>
+          <w:tcPr>
+            <w:tcW w:type="dxa" w:w="1247"/>
+          </w:tcPr>
+          <w:p>
+            <w:r>
+              <w:rPr>
+                <w:b/>
+                <w:i w:val="0"/>
+                <w:sz w:val="16"/>
+              </w:rPr>
+              <w:t>S01</w:t>
+              <w:br/>
+            </w:r>
+            <w:r>
+              <w:rPr>
+                <w:b w:val="0"/>
+                <w:i w:val="0"/>
+                <w:color w:val="64748B"/>
+                <w:sz w:val="14"/>
+              </w:rPr>
+              <w:t>Démographie</w:t>
+            </w:r>
+          </w:p>
+        </w:tc>
+        <w:tc>
+          <w:tcPr>
+            <w:tcW w:type="dxa" w:w="1531"/>
+          </w:tcPr>
+          <w:p>
+            <w:r>
+              <w:rPr>
+                <w:b/>
+                <w:i w:val="0"/>
+                <w:color w:val="16A34A"/>
+                <w:sz w:val="16"/>
+              </w:rPr>
+              <w:t>—</w:t>
+            </w:r>
+          </w:p>
+        </w:tc>
+        <w:tc>
+          <w:tcPr>
+            <w:tcW w:type="dxa" w:w="1191"/>
+          </w:tcPr>
+          <w:p>
+            <w:r>
+              <w:rPr>
+                <w:b w:val="0"/>
+                <w:i w:val="0"/>
+                <w:color w:val="64748B"/>
+                <w:sz w:val="16"/>
+              </w:rPr>
+              <w:t>GT-CQ</w:t>
+            </w:r>
+          </w:p>
+        </w:tc>
+        <w:tc>
+          <w:tcPr>
+            <w:tcW w:type="dxa" w:w="4706"/>
+          </w:tcPr>
+          <w:p>
+            <w:r>
+              <w:rPr>
+                <w:b w:val="0"/>
+                <w:i w:val="0"/>
+                <w:sz w:val="17"/>
+              </w:rPr>
+              <w:t>Attention ! Le montant (7500 Fcfa) dépensé ou reçu en cadeau pour les cartes prépayées, les transferts de crédit et les abonnements de  Cheikh Tidiane sane est relativement élevé par rapport aux autres montants depansés observés dans cette zone.</w:t>
+            </w:r>
+          </w:p>
+        </w:tc>
+      </w:tr>
+      <w:tr>
+        <w:tc>
+          <w:tcPr>
+            <w:tcW w:type="dxa" w:w="964"/>
+          </w:tcPr>
+          <w:p>
+            <w:r>
+              <w:rPr>
+                <w:b/>
+                <w:i w:val="0"/>
+                <w:color w:val="EA580C"/>
+                <w:sz w:val="16"/>
+              </w:rPr>
+              <w:t>Moyenne</w:t>
+            </w:r>
+          </w:p>
+        </w:tc>
+        <w:tc>
+          <w:tcPr>
+            <w:tcW w:type="dxa" w:w="1247"/>
+          </w:tcPr>
+          <w:p>
+            <w:r>
+              <w:rPr>
+                <w:b/>
+                <w:i w:val="0"/>
+                <w:sz w:val="16"/>
+              </w:rPr>
+              <w:t>S01</w:t>
+              <w:br/>
+            </w:r>
+            <w:r>
+              <w:rPr>
+                <w:b w:val="0"/>
+                <w:i w:val="0"/>
+                <w:color w:val="64748B"/>
+                <w:sz w:val="14"/>
+              </w:rPr>
+              <w:t>Démographie</w:t>
+            </w:r>
+          </w:p>
+        </w:tc>
+        <w:tc>
+          <w:tcPr>
+            <w:tcW w:type="dxa" w:w="1531"/>
+          </w:tcPr>
+          <w:p>
+            <w:r>
+              <w:rPr>
+                <w:b/>
+                <w:i w:val="0"/>
+                <w:color w:val="16A34A"/>
+                <w:sz w:val="16"/>
+              </w:rPr>
+              <w:t>—</w:t>
+            </w:r>
+          </w:p>
+        </w:tc>
+        <w:tc>
+          <w:tcPr>
+            <w:tcW w:type="dxa" w:w="1191"/>
+          </w:tcPr>
+          <w:p>
+            <w:r>
+              <w:rPr>
+                <w:b w:val="0"/>
+                <w:i w:val="0"/>
+                <w:color w:val="64748B"/>
+                <w:sz w:val="16"/>
+              </w:rPr>
+              <w:t>GT-CQ</w:t>
+            </w:r>
+          </w:p>
+        </w:tc>
+        <w:tc>
+          <w:tcPr>
+            <w:tcW w:type="dxa" w:w="4706"/>
+          </w:tcPr>
+          <w:p>
+            <w:r>
+              <w:rPr>
+                <w:b w:val="0"/>
+                <w:i w:val="0"/>
+                <w:sz w:val="17"/>
+              </w:rPr>
+              <w:t>Prière de corriger ou de confirmer avec le QG.</w:t>
+            </w:r>
+          </w:p>
+        </w:tc>
+      </w:tr>
+      <w:tr>
+        <w:tc>
+          <w:tcPr>
+            <w:tcW w:type="dxa" w:w="964"/>
+          </w:tcPr>
+          <w:p>
+            <w:r>
+              <w:rPr>
+                <w:b/>
+                <w:i w:val="0"/>
+                <w:color w:val="EA580C"/>
+                <w:sz w:val="16"/>
+              </w:rPr>
+              <w:t>Moyenne</w:t>
+            </w:r>
+          </w:p>
+        </w:tc>
+        <w:tc>
+          <w:tcPr>
+            <w:tcW w:type="dxa" w:w="1247"/>
+          </w:tcPr>
+          <w:p>
+            <w:r>
+              <w:rPr>
+                <w:b/>
+                <w:i w:val="0"/>
+                <w:sz w:val="16"/>
+              </w:rPr>
+              <w:t>S01</w:t>
+              <w:br/>
+            </w:r>
+            <w:r>
+              <w:rPr>
+                <w:b w:val="0"/>
+                <w:i w:val="0"/>
+                <w:color w:val="64748B"/>
+                <w:sz w:val="14"/>
+              </w:rPr>
+              <w:t>Démographie</w:t>
+            </w:r>
+          </w:p>
+        </w:tc>
+        <w:tc>
+          <w:tcPr>
+            <w:tcW w:type="dxa" w:w="1531"/>
+          </w:tcPr>
+          <w:p>
+            <w:r>
+              <w:rPr>
+                <w:b/>
+                <w:i w:val="0"/>
+                <w:color w:val="16A34A"/>
+                <w:sz w:val="16"/>
+              </w:rPr>
+              <w:t>s01q41a, s01q00b</w:t>
+            </w:r>
+          </w:p>
+        </w:tc>
+        <w:tc>
+          <w:tcPr>
+            <w:tcW w:type="dxa" w:w="1191"/>
+          </w:tcPr>
+          <w:p>
+            <w:r>
+              <w:rPr>
+                <w:b w:val="0"/>
+                <w:i w:val="0"/>
+                <w:color w:val="64748B"/>
+                <w:sz w:val="16"/>
+              </w:rPr>
+              <w:t>GT-CQ</w:t>
+            </w:r>
+          </w:p>
+        </w:tc>
+        <w:tc>
+          <w:tcPr>
+            <w:tcW w:type="dxa" w:w="4706"/>
+          </w:tcPr>
+          <w:p>
+            <w:r>
+              <w:rPr>
+                <w:b w:val="0"/>
+                <w:i w:val="0"/>
+                <w:sz w:val="17"/>
+              </w:rPr>
+              <w:t>Attention ! Le montant (7500 Fcfa) dépensé ou reçu en cadeau pour les recharges internet ou de forfaits de données mobiles(hors appels vocaux), aucours des 30 derniers jours de  Cheikh Tidiane sane est relativement élevé par rapport aux autres montants depansés observés dans cette zone.</w:t>
+            </w:r>
+          </w:p>
+        </w:tc>
+      </w:tr>
+      <w:tr>
+        <w:tc>
+          <w:tcPr>
+            <w:tcW w:type="dxa" w:w="964"/>
+          </w:tcPr>
+          <w:p>
+            <w:r>
+              <w:rPr>
+                <w:b/>
+                <w:i w:val="0"/>
+                <w:color w:val="EA580C"/>
+                <w:sz w:val="16"/>
+              </w:rPr>
+              <w:t>Moyenne</w:t>
+            </w:r>
+          </w:p>
+        </w:tc>
+        <w:tc>
+          <w:tcPr>
+            <w:tcW w:type="dxa" w:w="1247"/>
+          </w:tcPr>
+          <w:p>
+            <w:r>
+              <w:rPr>
+                <w:b/>
+                <w:i w:val="0"/>
+                <w:sz w:val="16"/>
+              </w:rPr>
+              <w:t>S01</w:t>
+              <w:br/>
+            </w:r>
+            <w:r>
+              <w:rPr>
+                <w:b w:val="0"/>
+                <w:i w:val="0"/>
+                <w:color w:val="64748B"/>
+                <w:sz w:val="14"/>
+              </w:rPr>
+              <w:t>Démographie</w:t>
+            </w:r>
+          </w:p>
+        </w:tc>
+        <w:tc>
+          <w:tcPr>
+            <w:tcW w:type="dxa" w:w="1531"/>
+          </w:tcPr>
+          <w:p>
+            <w:r>
+              <w:rPr>
+                <w:b/>
+                <w:i w:val="0"/>
+                <w:color w:val="16A34A"/>
+                <w:sz w:val="16"/>
+              </w:rPr>
+              <w:t>s01q00</w:t>
+            </w:r>
+          </w:p>
+        </w:tc>
+        <w:tc>
+          <w:tcPr>
+            <w:tcW w:type="dxa" w:w="1191"/>
+          </w:tcPr>
+          <w:p>
+            <w:r>
+              <w:rPr>
+                <w:b w:val="0"/>
+                <w:i w:val="0"/>
+                <w:color w:val="64748B"/>
+                <w:sz w:val="16"/>
+              </w:rPr>
+              <w:t>GT-CQ</w:t>
+            </w:r>
+          </w:p>
+        </w:tc>
+        <w:tc>
+          <w:tcPr>
+            <w:tcW w:type="dxa" w:w="4706"/>
+          </w:tcPr>
+          <w:p>
+            <w:r>
+              <w:rPr>
+                <w:b w:val="0"/>
+                <w:i w:val="0"/>
+                <w:sz w:val="17"/>
+              </w:rPr>
+              <w:t>Attention ! Vous avez déclaré en s01q00 que le répondant est la personne elle-même, or Bacary Badji est trop jeune (1 ans) pour fournir des informations correctes.</w:t>
+            </w:r>
+          </w:p>
+        </w:tc>
+      </w:tr>
+      <w:tr>
+        <w:tc>
+          <w:tcPr>
+            <w:tcW w:type="dxa" w:w="964"/>
+          </w:tcPr>
+          <w:p>
+            <w:r>
+              <w:rPr>
+                <w:b/>
+                <w:i w:val="0"/>
+                <w:color w:val="EA580C"/>
+                <w:sz w:val="16"/>
+              </w:rPr>
+              <w:t>Moyenne</w:t>
+            </w:r>
+          </w:p>
+        </w:tc>
+        <w:tc>
+          <w:tcPr>
+            <w:tcW w:type="dxa" w:w="1247"/>
+          </w:tcPr>
+          <w:p>
+            <w:r>
+              <w:rPr>
+                <w:b/>
+                <w:i w:val="0"/>
+                <w:sz w:val="16"/>
+              </w:rPr>
+              <w:t>S01</w:t>
+              <w:br/>
+            </w:r>
+            <w:r>
+              <w:rPr>
+                <w:b w:val="0"/>
+                <w:i w:val="0"/>
+                <w:color w:val="64748B"/>
+                <w:sz w:val="14"/>
+              </w:rPr>
+              <w:t>Démographie</w:t>
+            </w:r>
+          </w:p>
+        </w:tc>
+        <w:tc>
+          <w:tcPr>
+            <w:tcW w:type="dxa" w:w="1531"/>
+          </w:tcPr>
+          <w:p>
+            <w:r>
+              <w:rPr>
+                <w:b/>
+                <w:i w:val="0"/>
+                <w:color w:val="16A34A"/>
+                <w:sz w:val="16"/>
+              </w:rPr>
+              <w:t>—</w:t>
+            </w:r>
+          </w:p>
+        </w:tc>
+        <w:tc>
+          <w:tcPr>
+            <w:tcW w:type="dxa" w:w="1191"/>
+          </w:tcPr>
+          <w:p>
+            <w:r>
+              <w:rPr>
+                <w:b w:val="0"/>
+                <w:i w:val="0"/>
+                <w:color w:val="64748B"/>
+                <w:sz w:val="16"/>
+              </w:rPr>
+              <w:t>GT-CQ</w:t>
+            </w:r>
+          </w:p>
+        </w:tc>
+        <w:tc>
+          <w:tcPr>
+            <w:tcW w:type="dxa" w:w="4706"/>
+          </w:tcPr>
+          <w:p>
+            <w:r>
+              <w:rPr>
+                <w:b w:val="0"/>
+                <w:i w:val="0"/>
+                <w:sz w:val="17"/>
+              </w:rPr>
+              <w:t>Prière de refaire la section 1 pour Bacary Badji en demandant à un adulte de répondre aux questions à sa place.</w:t>
+            </w:r>
+          </w:p>
+        </w:tc>
+      </w:tr>
+      <w:tr>
+        <w:tc>
+          <w:tcPr>
+            <w:tcW w:type="dxa" w:w="964"/>
+          </w:tcPr>
+          <w:p>
+            <w:r>
+              <w:rPr>
+                <w:b/>
+                <w:i w:val="0"/>
+                <w:color w:val="EA580C"/>
+                <w:sz w:val="16"/>
+              </w:rPr>
+              <w:t>Moyenne</w:t>
+            </w:r>
+          </w:p>
+        </w:tc>
+        <w:tc>
+          <w:tcPr>
+            <w:tcW w:type="dxa" w:w="1247"/>
+          </w:tcPr>
+          <w:p>
+            <w:r>
+              <w:rPr>
+                <w:b/>
+                <w:i w:val="0"/>
+                <w:sz w:val="16"/>
+              </w:rPr>
+              <w:t>S01</w:t>
+              <w:br/>
+            </w:r>
+            <w:r>
+              <w:rPr>
+                <w:b w:val="0"/>
+                <w:i w:val="0"/>
+                <w:color w:val="64748B"/>
+                <w:sz w:val="14"/>
+              </w:rPr>
+              <w:t>Démographie</w:t>
+            </w:r>
+          </w:p>
+        </w:tc>
+        <w:tc>
+          <w:tcPr>
+            <w:tcW w:type="dxa" w:w="1531"/>
+          </w:tcPr>
+          <w:p>
+            <w:r>
+              <w:rPr>
+                <w:b/>
+                <w:i w:val="0"/>
+                <w:color w:val="16A34A"/>
+                <w:sz w:val="16"/>
+              </w:rPr>
+              <w:t>—</w:t>
+            </w:r>
+          </w:p>
+        </w:tc>
+        <w:tc>
+          <w:tcPr>
+            <w:tcW w:type="dxa" w:w="1191"/>
+          </w:tcPr>
+          <w:p>
+            <w:r>
+              <w:rPr>
+                <w:b w:val="0"/>
+                <w:i w:val="0"/>
+                <w:color w:val="64748B"/>
+                <w:sz w:val="16"/>
+              </w:rPr>
+              <w:t>GT-CQ</w:t>
+            </w:r>
+          </w:p>
+        </w:tc>
+        <w:tc>
+          <w:tcPr>
+            <w:tcW w:type="dxa" w:w="4706"/>
+          </w:tcPr>
+          <w:p>
+            <w:r>
+              <w:rPr>
+                <w:b w:val="0"/>
+                <w:i w:val="0"/>
+                <w:sz w:val="17"/>
+              </w:rPr>
+              <w:t>Prière de verifier l'information donnée par Bacary Badji ou corriger au niveau de la section 1.</w:t>
+            </w:r>
+          </w:p>
+        </w:tc>
+      </w:tr>
+      <w:tr>
+        <w:tc>
+          <w:tcPr>
+            <w:tcW w:type="dxa" w:w="964"/>
+          </w:tcPr>
+          <w:p>
+            <w:r>
+              <w:rPr>
+                <w:b/>
+                <w:i w:val="0"/>
+                <w:color w:val="EA580C"/>
+                <w:sz w:val="16"/>
+              </w:rPr>
+              <w:t>Moyenne</w:t>
+            </w:r>
+          </w:p>
+        </w:tc>
+        <w:tc>
+          <w:tcPr>
+            <w:tcW w:type="dxa" w:w="1247"/>
+          </w:tcPr>
+          <w:p>
+            <w:r>
+              <w:rPr>
+                <w:b/>
+                <w:i w:val="0"/>
+                <w:sz w:val="16"/>
+              </w:rPr>
+              <w:t>S01</w:t>
+              <w:br/>
+            </w:r>
+            <w:r>
+              <w:rPr>
+                <w:b w:val="0"/>
+                <w:i w:val="0"/>
+                <w:color w:val="64748B"/>
+                <w:sz w:val="14"/>
+              </w:rPr>
+              <w:t>Démographie</w:t>
+            </w:r>
+          </w:p>
+        </w:tc>
+        <w:tc>
+          <w:tcPr>
+            <w:tcW w:type="dxa" w:w="1531"/>
+          </w:tcPr>
+          <w:p>
+            <w:r>
+              <w:rPr>
+                <w:b/>
+                <w:i w:val="0"/>
+                <w:color w:val="16A34A"/>
+                <w:sz w:val="16"/>
+              </w:rPr>
+              <w:t>s01q00</w:t>
+            </w:r>
+          </w:p>
+        </w:tc>
+        <w:tc>
+          <w:tcPr>
+            <w:tcW w:type="dxa" w:w="1191"/>
+          </w:tcPr>
+          <w:p>
+            <w:r>
+              <w:rPr>
+                <w:b w:val="0"/>
+                <w:i w:val="0"/>
+                <w:color w:val="64748B"/>
+                <w:sz w:val="16"/>
+              </w:rPr>
+              <w:t>GT-CQ</w:t>
+            </w:r>
+          </w:p>
+        </w:tc>
+        <w:tc>
+          <w:tcPr>
+            <w:tcW w:type="dxa" w:w="4706"/>
+          </w:tcPr>
+          <w:p>
+            <w:r>
+              <w:rPr>
+                <w:b w:val="0"/>
+                <w:i w:val="0"/>
+                <w:sz w:val="17"/>
+              </w:rPr>
+              <w:t>Attention ! Vous avez déclaré en s01q00 que le répondant est la personne elle-même, or Khadidja Badji est trop jeune (2 ans) pour fournir des informations correctes.</w:t>
+            </w:r>
+          </w:p>
+        </w:tc>
+      </w:tr>
+      <w:tr>
+        <w:tc>
+          <w:tcPr>
+            <w:tcW w:type="dxa" w:w="964"/>
+          </w:tcPr>
+          <w:p>
+            <w:r>
+              <w:rPr>
+                <w:b/>
+                <w:i w:val="0"/>
+                <w:color w:val="EA580C"/>
+                <w:sz w:val="16"/>
+              </w:rPr>
+              <w:t>Moyenne</w:t>
+            </w:r>
+          </w:p>
+        </w:tc>
+        <w:tc>
+          <w:tcPr>
+            <w:tcW w:type="dxa" w:w="1247"/>
+          </w:tcPr>
+          <w:p>
+            <w:r>
+              <w:rPr>
+                <w:b/>
+                <w:i w:val="0"/>
+                <w:sz w:val="16"/>
+              </w:rPr>
+              <w:t>S01</w:t>
+              <w:br/>
+            </w:r>
+            <w:r>
+              <w:rPr>
+                <w:b w:val="0"/>
+                <w:i w:val="0"/>
+                <w:color w:val="64748B"/>
+                <w:sz w:val="14"/>
+              </w:rPr>
+              <w:t>Démographie</w:t>
+            </w:r>
+          </w:p>
+        </w:tc>
+        <w:tc>
+          <w:tcPr>
+            <w:tcW w:type="dxa" w:w="1531"/>
+          </w:tcPr>
+          <w:p>
+            <w:r>
+              <w:rPr>
+                <w:b/>
+                <w:i w:val="0"/>
+                <w:color w:val="16A34A"/>
+                <w:sz w:val="16"/>
+              </w:rPr>
+              <w:t>—</w:t>
+            </w:r>
+          </w:p>
+        </w:tc>
+        <w:tc>
+          <w:tcPr>
+            <w:tcW w:type="dxa" w:w="1191"/>
+          </w:tcPr>
+          <w:p>
+            <w:r>
+              <w:rPr>
+                <w:b w:val="0"/>
+                <w:i w:val="0"/>
+                <w:color w:val="64748B"/>
+                <w:sz w:val="16"/>
+              </w:rPr>
+              <w:t>GT-CQ</w:t>
+            </w:r>
+          </w:p>
+        </w:tc>
+        <w:tc>
+          <w:tcPr>
+            <w:tcW w:type="dxa" w:w="4706"/>
+          </w:tcPr>
+          <w:p>
+            <w:r>
+              <w:rPr>
+                <w:b w:val="0"/>
+                <w:i w:val="0"/>
+                <w:sz w:val="17"/>
+              </w:rPr>
+              <w:t>Prière de refaire la section 1 pour Khadidja Badji en demandant à un adulte de répondre aux questions à sa place.</w:t>
+            </w:r>
+          </w:p>
+        </w:tc>
+      </w:tr>
+      <w:tr>
+        <w:tc>
+          <w:tcPr>
+            <w:tcW w:type="dxa" w:w="964"/>
+          </w:tcPr>
+          <w:p>
+            <w:r>
+              <w:rPr>
+                <w:b/>
+                <w:i w:val="0"/>
+                <w:color w:val="EA580C"/>
+                <w:sz w:val="16"/>
+              </w:rPr>
+              <w:t>Moyenne</w:t>
+            </w:r>
+          </w:p>
+        </w:tc>
+        <w:tc>
+          <w:tcPr>
+            <w:tcW w:type="dxa" w:w="1247"/>
+          </w:tcPr>
+          <w:p>
+            <w:r>
+              <w:rPr>
+                <w:b/>
+                <w:i w:val="0"/>
+                <w:sz w:val="16"/>
+              </w:rPr>
+              <w:t>S01</w:t>
+              <w:br/>
+            </w:r>
+            <w:r>
+              <w:rPr>
+                <w:b w:val="0"/>
+                <w:i w:val="0"/>
+                <w:color w:val="64748B"/>
+                <w:sz w:val="14"/>
+              </w:rPr>
+              <w:t>Démographie</w:t>
+            </w:r>
+          </w:p>
+        </w:tc>
+        <w:tc>
+          <w:tcPr>
+            <w:tcW w:type="dxa" w:w="1531"/>
+          </w:tcPr>
+          <w:p>
+            <w:r>
+              <w:rPr>
+                <w:b/>
+                <w:i w:val="0"/>
+                <w:color w:val="16A34A"/>
+                <w:sz w:val="16"/>
+              </w:rPr>
+              <w:t>—</w:t>
+            </w:r>
+          </w:p>
+        </w:tc>
+        <w:tc>
+          <w:tcPr>
+            <w:tcW w:type="dxa" w:w="1191"/>
+          </w:tcPr>
+          <w:p>
+            <w:r>
+              <w:rPr>
+                <w:b w:val="0"/>
+                <w:i w:val="0"/>
+                <w:color w:val="64748B"/>
+                <w:sz w:val="16"/>
+              </w:rPr>
+              <w:t>GT-CQ</w:t>
+            </w:r>
+          </w:p>
+        </w:tc>
+        <w:tc>
+          <w:tcPr>
+            <w:tcW w:type="dxa" w:w="4706"/>
+          </w:tcPr>
+          <w:p>
+            <w:r>
+              <w:rPr>
+                <w:b w:val="0"/>
+                <w:i w:val="0"/>
+                <w:sz w:val="17"/>
+              </w:rPr>
+              <w:t>Prière de verifier l'information donnée par Khadidja Badji ou corriger au niveau de la section 1.</w:t>
+            </w:r>
+          </w:p>
+        </w:tc>
+      </w:tr>
+      <w:tr>
+        <w:tc>
+          <w:tcPr>
+            <w:tcW w:type="dxa" w:w="964"/>
+          </w:tcPr>
+          <w:p>
+            <w:r>
+              <w:rPr>
+                <w:b/>
+                <w:i w:val="0"/>
+                <w:color w:val="EA580C"/>
+                <w:sz w:val="16"/>
+              </w:rPr>
+              <w:t>Moyenne</w:t>
+            </w:r>
+          </w:p>
+        </w:tc>
+        <w:tc>
+          <w:tcPr>
+            <w:tcW w:type="dxa" w:w="1247"/>
+          </w:tcPr>
+          <w:p>
+            <w:r>
+              <w:rPr>
+                <w:b/>
+                <w:i w:val="0"/>
+                <w:sz w:val="16"/>
+              </w:rPr>
               <w:t>S02</w:t>
               <w:br/>
             </w:r>
@@ -1025,7 +2555,7 @@
                 <w:i w:val="0"/>
                 <w:sz w:val="17"/>
               </w:rPr>
-              <w:t>Incohérent!! Le niveau d'instruction déclaré par l'un des enfants (Primaire) au niveau de la section 1 de Bineta Diedhiou diffère de celui donné par Bineta Diedhiou lui-même qui affirme ne pas avoir frequenté l'école formelle.</w:t>
+              <w:t>Attention!!! le montant payé de Mareme Sane pour la cotisation est de 200 FCFA qui semble faible.</w:t>
             </w:r>
           </w:p>
         </w:tc>
@@ -1040,10 +2570,10 @@
               <w:rPr>
                 <w:b/>
                 <w:i w:val="0"/>
-                <w:color w:val="DC2626"/>
-                <w:sz w:val="16"/>
-              </w:rPr>
-              <w:t>Haute</w:t>
+                <w:color w:val="EA580C"/>
+                <w:sz w:val="16"/>
+              </w:rPr>
+              <w:t>Moyenne</w:t>
             </w:r>
           </w:p>
         </w:tc>
@@ -1058,7 +2588,7 @@
                 <w:i w:val="0"/>
                 <w:sz w:val="16"/>
               </w:rPr>
-              <w:t>S11</w:t>
+              <w:t>S02</w:t>
               <w:br/>
             </w:r>
             <w:r>
@@ -1068,7 +2598,7 @@
                 <w:color w:val="64748B"/>
                 <w:sz w:val="14"/>
               </w:rPr>
-              <w:t>Logement / cadre de vie</w:t>
+              <w:t>Éducation</w:t>
             </w:r>
           </w:p>
         </w:tc>
@@ -1115,7 +2645,7 @@
                 <w:i w:val="0"/>
                 <w:sz w:val="17"/>
               </w:rPr>
-              <w:t>Incoherence!! Le ménage a depensé .</w:t>
+              <w:t>Veuillez verifier cette information auprès de l'enquêté ou confirmer avec le QG.</w:t>
             </w:r>
           </w:p>
         </w:tc>
@@ -1130,10 +2660,10 @@
               <w:rPr>
                 <w:b/>
                 <w:i w:val="0"/>
-                <w:color w:val="DC2626"/>
-                <w:sz w:val="16"/>
-              </w:rPr>
-              <w:t>Haute</w:t>
+                <w:color w:val="EA580C"/>
+                <w:sz w:val="16"/>
+              </w:rPr>
+              <w:t>Moyenne</w:t>
             </w:r>
           </w:p>
         </w:tc>
@@ -1148,7 +2678,7 @@
                 <w:i w:val="0"/>
                 <w:sz w:val="16"/>
               </w:rPr>
-              <w:t>S11</w:t>
+              <w:t>S02</w:t>
               <w:br/>
             </w:r>
             <w:r>
@@ -1158,7 +2688,7 @@
                 <w:color w:val="64748B"/>
                 <w:sz w:val="14"/>
               </w:rPr>
-              <w:t>Logement / cadre de vie</w:t>
+              <w:t>Éducation</w:t>
             </w:r>
           </w:p>
         </w:tc>
@@ -1174,7 +2704,7 @@
                 <w:color w:val="16A34A"/>
                 <w:sz w:val="16"/>
               </w:rPr>
-              <w:t>s01q29, s01q31, s04q24, s00q04, s11q21, s09fq03, s09fq011</w:t>
+              <w:t>—</w:t>
             </w:r>
           </w:p>
         </w:tc>
@@ -1205,7 +2735,7 @@
                 <w:i w:val="0"/>
                 <w:sz w:val="17"/>
               </w:rPr>
-              <w:t>FCFA dans Frais de connexion au réseau de distribution d'eau mais dit ne pas être connecté à un réseau d'eau courante, prière de corriger cette incoherenceAttention!!! Les ménages vivants dans un(e) Maison Basse à ZIGUINCHOR Rural ont généralement comme principal matériau de revêtement du sol du logement le/la Ciment/Béton, mais celui du ménage de Fatou sane (Terre battue/Sable) diffère de celui-ci.</w:t>
+              <w:t>Merci de bien vouloir changé 2.04 en OUI et renseigné toutes les autres informations qui concerne Bineta Diedhiou .</w:t>
             </w:r>
           </w:p>
         </w:tc>
@@ -1220,10 +2750,10 @@
               <w:rPr>
                 <w:b/>
                 <w:i w:val="0"/>
-                <w:color w:val="DC2626"/>
-                <w:sz w:val="16"/>
-              </w:rPr>
-              <w:t>Haute</w:t>
+                <w:color w:val="EA580C"/>
+                <w:sz w:val="16"/>
+              </w:rPr>
+              <w:t>Moyenne</w:t>
             </w:r>
           </w:p>
         </w:tc>
@@ -1238,7 +2768,7 @@
                 <w:i w:val="0"/>
                 <w:sz w:val="16"/>
               </w:rPr>
-              <w:t>S16</w:t>
+              <w:t>S02</w:t>
               <w:br/>
             </w:r>
             <w:r>
@@ -1248,7 +2778,7 @@
                 <w:color w:val="64748B"/>
                 <w:sz w:val="14"/>
               </w:rPr>
-              <w:t>Agriculture</w:t>
+              <w:t>Éducation</w:t>
             </w:r>
           </w:p>
         </w:tc>
@@ -1264,7 +2794,7 @@
                 <w:color w:val="16A34A"/>
                 <w:sz w:val="16"/>
               </w:rPr>
-              <w:t>s16dq05a, s16dq05c</w:t>
+              <w:t>s01q47__7, s02q24, s01q00b, s02q17_2, s02q15_2</w:t>
             </w:r>
           </w:p>
         </w:tc>
@@ -1295,7 +2825,7 @@
                 <w:i w:val="0"/>
                 <w:sz w:val="17"/>
               </w:rPr>
-              <w:t>La quantité de s16dq05a estimée en Kg est incohérente avec la prise dans la question s16dq05c, prière de bien estimer et mettre la valeur exacte.</w:t>
+              <w:t>Le montant des frais pour les cahiers et autres matériels scolaires pour l'année scolaire de Sarata Manga qui fréquente 3ème année de Supérieur  est de 0 FCFA, Sarata Manga a fait comment pour payer ces cahiers et autres matériels scolaires (SAC, stylo, craie, ardoise, crayon...) ? prière de corriger.</w:t>
             </w:r>
           </w:p>
         </w:tc>
@@ -1310,10 +2840,10 @@
               <w:rPr>
                 <w:b/>
                 <w:i w:val="0"/>
-                <w:color w:val="DC2626"/>
-                <w:sz w:val="16"/>
-              </w:rPr>
-              <w:t>Haute</w:t>
+                <w:color w:val="EA580C"/>
+                <w:sz w:val="16"/>
+              </w:rPr>
+              <w:t>Moyenne</w:t>
             </w:r>
           </w:p>
         </w:tc>
@@ -1328,7 +2858,7 @@
                 <w:i w:val="0"/>
                 <w:sz w:val="16"/>
               </w:rPr>
-              <w:t>S16</w:t>
+              <w:t>S02</w:t>
               <w:br/>
             </w:r>
             <w:r>
@@ -1338,7 +2868,7 @@
                 <w:color w:val="64748B"/>
                 <w:sz w:val="14"/>
               </w:rPr>
-              <w:t>Agriculture</w:t>
+              <w:t>Éducation</w:t>
             </w:r>
           </w:p>
         </w:tc>
@@ -1354,7 +2884,7 @@
                 <w:color w:val="16A34A"/>
                 <w:sz w:val="16"/>
               </w:rPr>
-              <w:t>s00q07a, s00q08, s00q10, s00q13_0, s00q15_0, s00q17_0, s00q23a, s00q23b</w:t>
+              <w:t>—</w:t>
             </w:r>
           </w:p>
         </w:tc>
@@ -1385,7 +2915,7 @@
                 <w:i w:val="0"/>
                 <w:sz w:val="17"/>
               </w:rPr>
-              <w:t>La somme des quantités consommées (25 kg), des quantités offertes (5 kg),  des quantités vendus (30 kg) et des quantités en stock (0 kg) depasse la quantité totale (1 kg) que le ménage a eu après la recolte de Arachide , prière de corriger cette incoherence.</w:t>
+              <w:t>Prière de corriger ou confirmer cette information avec le QG.</w:t>
             </w:r>
           </w:p>
         </w:tc>
@@ -1418,7 +2948,7 @@
                 <w:i w:val="0"/>
                 <w:sz w:val="16"/>
               </w:rPr>
-              <w:t>S00</w:t>
+              <w:t>S02</w:t>
               <w:br/>
             </w:r>
             <w:r>
@@ -1428,7 +2958,7 @@
                 <w:color w:val="64748B"/>
                 <w:sz w:val="14"/>
               </w:rPr>
-              <w:t>Identification</w:t>
+              <w:t>Éducation</w:t>
             </w:r>
           </w:p>
         </w:tc>
@@ -1444,7 +2974,7 @@
                 <w:color w:val="16A34A"/>
                 <w:sz w:val="16"/>
               </w:rPr>
-              <w:t>s00q27</w:t>
+              <w:t>s01q23, s01q00b, s01q23_autre</w:t>
             </w:r>
           </w:p>
         </w:tc>
@@ -1475,1897 +3005,7 @@
                 <w:i w:val="0"/>
                 <w:sz w:val="17"/>
               </w:rPr>
-              <w:t>Le questionnaire semble ne pas être complètement fini mais le questionnaire est en statut complet, prière de compléter le questionnaire.</w:t>
-            </w:r>
-          </w:p>
-        </w:tc>
-      </w:tr>
-      <w:tr>
-        <w:tc>
-          <w:tcPr>
-            <w:tcW w:type="dxa" w:w="964"/>
-          </w:tcPr>
-          <w:p>
-            <w:r>
-              <w:rPr>
-                <w:b/>
-                <w:i w:val="0"/>
-                <w:color w:val="EA580C"/>
-                <w:sz w:val="16"/>
-              </w:rPr>
-              <w:t>Moyenne</w:t>
-            </w:r>
-          </w:p>
-        </w:tc>
-        <w:tc>
-          <w:tcPr>
-            <w:tcW w:type="dxa" w:w="1247"/>
-          </w:tcPr>
-          <w:p>
-            <w:r>
-              <w:rPr>
-                <w:b/>
-                <w:i w:val="0"/>
-                <w:sz w:val="16"/>
-              </w:rPr>
-              <w:t>S00</w:t>
-              <w:br/>
-            </w:r>
-            <w:r>
-              <w:rPr>
-                <w:b w:val="0"/>
-                <w:i w:val="0"/>
-                <w:color w:val="64748B"/>
-                <w:sz w:val="14"/>
-              </w:rPr>
-              <w:t>Identification</w:t>
-            </w:r>
-          </w:p>
-        </w:tc>
-        <w:tc>
-          <w:tcPr>
-            <w:tcW w:type="dxa" w:w="1531"/>
-          </w:tcPr>
-          <w:p>
-            <w:r>
-              <w:rPr>
-                <w:b/>
-                <w:i w:val="0"/>
-                <w:color w:val="16A34A"/>
-                <w:sz w:val="16"/>
-              </w:rPr>
-              <w:t>—</w:t>
-            </w:r>
-          </w:p>
-        </w:tc>
-        <w:tc>
-          <w:tcPr>
-            <w:tcW w:type="dxa" w:w="1191"/>
-          </w:tcPr>
-          <w:p>
-            <w:r>
-              <w:rPr>
-                <w:b w:val="0"/>
-                <w:i w:val="0"/>
-                <w:color w:val="64748B"/>
-                <w:sz w:val="16"/>
-              </w:rPr>
-              <w:t>GT-CQ</w:t>
-            </w:r>
-          </w:p>
-        </w:tc>
-        <w:tc>
-          <w:tcPr>
-            <w:tcW w:type="dxa" w:w="4706"/>
-          </w:tcPr>
-          <w:p>
-            <w:r>
-              <w:rPr>
-                <w:b w:val="0"/>
-                <w:i w:val="0"/>
-                <w:sz w:val="17"/>
-              </w:rPr>
-              <w:t>L'adresse ou la localisation du ménage doit être bien renseignée, ne doit pas contenir des numéros de téléphone et elle semble courte pour être une adresse.</w:t>
-            </w:r>
-          </w:p>
-        </w:tc>
-      </w:tr>
-      <w:tr>
-        <w:tc>
-          <w:tcPr>
-            <w:tcW w:type="dxa" w:w="964"/>
-          </w:tcPr>
-          <w:p>
-            <w:r>
-              <w:rPr>
-                <w:b/>
-                <w:i w:val="0"/>
-                <w:color w:val="EA580C"/>
-                <w:sz w:val="16"/>
-              </w:rPr>
-              <w:t>Moyenne</w:t>
-            </w:r>
-          </w:p>
-        </w:tc>
-        <w:tc>
-          <w:tcPr>
-            <w:tcW w:type="dxa" w:w="1247"/>
-          </w:tcPr>
-          <w:p>
-            <w:r>
-              <w:rPr>
-                <w:b/>
-                <w:i w:val="0"/>
-                <w:sz w:val="16"/>
-              </w:rPr>
-              <w:t>S00</w:t>
-              <w:br/>
-            </w:r>
-            <w:r>
-              <w:rPr>
-                <w:b w:val="0"/>
-                <w:i w:val="0"/>
-                <w:color w:val="64748B"/>
-                <w:sz w:val="14"/>
-              </w:rPr>
-              <w:t>Identification</w:t>
-            </w:r>
-          </w:p>
-        </w:tc>
-        <w:tc>
-          <w:tcPr>
-            <w:tcW w:type="dxa" w:w="1531"/>
-          </w:tcPr>
-          <w:p>
-            <w:r>
-              <w:rPr>
-                <w:b/>
-                <w:i w:val="0"/>
-                <w:color w:val="16A34A"/>
-                <w:sz w:val="16"/>
-              </w:rPr>
-              <w:t>—</w:t>
-            </w:r>
-          </w:p>
-        </w:tc>
-        <w:tc>
-          <w:tcPr>
-            <w:tcW w:type="dxa" w:w="1191"/>
-          </w:tcPr>
-          <w:p>
-            <w:r>
-              <w:rPr>
-                <w:b w:val="0"/>
-                <w:i w:val="0"/>
-                <w:color w:val="64748B"/>
-                <w:sz w:val="16"/>
-              </w:rPr>
-              <w:t>GT-CQ</w:t>
-            </w:r>
-          </w:p>
-        </w:tc>
-        <w:tc>
-          <w:tcPr>
-            <w:tcW w:type="dxa" w:w="4706"/>
-          </w:tcPr>
-          <w:p>
-            <w:r>
-              <w:rPr>
-                <w:b w:val="0"/>
-                <w:i w:val="0"/>
-                <w:sz w:val="17"/>
-              </w:rPr>
-              <w:t>Prière de mettre les noms dans ces questions et mettre les contacts à leurs places.</w:t>
-            </w:r>
-          </w:p>
-        </w:tc>
-      </w:tr>
-      <w:tr>
-        <w:tc>
-          <w:tcPr>
-            <w:tcW w:type="dxa" w:w="964"/>
-          </w:tcPr>
-          <w:p>
-            <w:r>
-              <w:rPr>
-                <w:b/>
-                <w:i w:val="0"/>
-                <w:color w:val="EA580C"/>
-                <w:sz w:val="16"/>
-              </w:rPr>
-              <w:t>Moyenne</w:t>
-            </w:r>
-          </w:p>
-        </w:tc>
-        <w:tc>
-          <w:tcPr>
-            <w:tcW w:type="dxa" w:w="1247"/>
-          </w:tcPr>
-          <w:p>
-            <w:r>
-              <w:rPr>
-                <w:b/>
-                <w:i w:val="0"/>
-                <w:sz w:val="16"/>
-              </w:rPr>
-              <w:t>S00</w:t>
-              <w:br/>
-            </w:r>
-            <w:r>
-              <w:rPr>
-                <w:b w:val="0"/>
-                <w:i w:val="0"/>
-                <w:color w:val="64748B"/>
-                <w:sz w:val="14"/>
-              </w:rPr>
-              <w:t>Identification</w:t>
-            </w:r>
-          </w:p>
-        </w:tc>
-        <w:tc>
-          <w:tcPr>
-            <w:tcW w:type="dxa" w:w="1531"/>
-          </w:tcPr>
-          <w:p>
-            <w:r>
-              <w:rPr>
-                <w:b/>
-                <w:i w:val="0"/>
-                <w:color w:val="16A34A"/>
-                <w:sz w:val="16"/>
-              </w:rPr>
-              <w:t>s00q14, s00q16, s00q18</w:t>
-            </w:r>
-          </w:p>
-        </w:tc>
-        <w:tc>
-          <w:tcPr>
-            <w:tcW w:type="dxa" w:w="1191"/>
-          </w:tcPr>
-          <w:p>
-            <w:r>
-              <w:rPr>
-                <w:b w:val="0"/>
-                <w:i w:val="0"/>
-                <w:color w:val="64748B"/>
-                <w:sz w:val="16"/>
-              </w:rPr>
-              <w:t>GT-CQ</w:t>
-            </w:r>
-          </w:p>
-        </w:tc>
-        <w:tc>
-          <w:tcPr>
-            <w:tcW w:type="dxa" w:w="4706"/>
-          </w:tcPr>
-          <w:p>
-            <w:r>
-              <w:rPr>
-                <w:b w:val="0"/>
-                <w:i w:val="0"/>
-                <w:sz w:val="17"/>
-              </w:rPr>
-              <w:t>Attention! Veillez bien renseigner les contacts dans les questions de 0.14 ou 0.16 ou 0.18.</w:t>
-            </w:r>
-          </w:p>
-        </w:tc>
-      </w:tr>
-      <w:tr>
-        <w:tc>
-          <w:tcPr>
-            <w:tcW w:type="dxa" w:w="964"/>
-          </w:tcPr>
-          <w:p>
-            <w:r>
-              <w:rPr>
-                <w:b/>
-                <w:i w:val="0"/>
-                <w:color w:val="EA580C"/>
-                <w:sz w:val="16"/>
-              </w:rPr>
-              <w:t>Moyenne</w:t>
-            </w:r>
-          </w:p>
-        </w:tc>
-        <w:tc>
-          <w:tcPr>
-            <w:tcW w:type="dxa" w:w="1247"/>
-          </w:tcPr>
-          <w:p>
-            <w:r>
-              <w:rPr>
-                <w:b/>
-                <w:i w:val="0"/>
-                <w:sz w:val="16"/>
-              </w:rPr>
-              <w:t>S01</w:t>
-              <w:br/>
-            </w:r>
-            <w:r>
-              <w:rPr>
-                <w:b w:val="0"/>
-                <w:i w:val="0"/>
-                <w:color w:val="64748B"/>
-                <w:sz w:val="14"/>
-              </w:rPr>
-              <w:t>Démographie</w:t>
-            </w:r>
-          </w:p>
-        </w:tc>
-        <w:tc>
-          <w:tcPr>
-            <w:tcW w:type="dxa" w:w="1531"/>
-          </w:tcPr>
-          <w:p>
-            <w:r>
-              <w:rPr>
-                <w:b/>
-                <w:i w:val="0"/>
-                <w:color w:val="16A34A"/>
-                <w:sz w:val="16"/>
-              </w:rPr>
-              <w:t>—</w:t>
-            </w:r>
-          </w:p>
-        </w:tc>
-        <w:tc>
-          <w:tcPr>
-            <w:tcW w:type="dxa" w:w="1191"/>
-          </w:tcPr>
-          <w:p>
-            <w:r>
-              <w:rPr>
-                <w:b w:val="0"/>
-                <w:i w:val="0"/>
-                <w:color w:val="64748B"/>
-                <w:sz w:val="16"/>
-              </w:rPr>
-              <w:t>GT-CQ</w:t>
-            </w:r>
-          </w:p>
-        </w:tc>
-        <w:tc>
-          <w:tcPr>
-            <w:tcW w:type="dxa" w:w="4706"/>
-          </w:tcPr>
-          <w:p>
-            <w:r>
-              <w:rPr>
-                <w:b w:val="0"/>
-                <w:i w:val="0"/>
-                <w:sz w:val="17"/>
-              </w:rPr>
-              <w:t>Attention ! Le montant (7500 Fcfa) dépensé ou reçu en cadeau pour les cartes prépayées, les transferts de crédit et les abonnements de  Cheikh Tidiane sane est relativement élevé par rapport aux autres montants depansés observés dans cette zone.</w:t>
-            </w:r>
-          </w:p>
-        </w:tc>
-      </w:tr>
-      <w:tr>
-        <w:tc>
-          <w:tcPr>
-            <w:tcW w:type="dxa" w:w="964"/>
-          </w:tcPr>
-          <w:p>
-            <w:r>
-              <w:rPr>
-                <w:b/>
-                <w:i w:val="0"/>
-                <w:color w:val="EA580C"/>
-                <w:sz w:val="16"/>
-              </w:rPr>
-              <w:t>Moyenne</w:t>
-            </w:r>
-          </w:p>
-        </w:tc>
-        <w:tc>
-          <w:tcPr>
-            <w:tcW w:type="dxa" w:w="1247"/>
-          </w:tcPr>
-          <w:p>
-            <w:r>
-              <w:rPr>
-                <w:b/>
-                <w:i w:val="0"/>
-                <w:sz w:val="16"/>
-              </w:rPr>
-              <w:t>S01</w:t>
-              <w:br/>
-            </w:r>
-            <w:r>
-              <w:rPr>
-                <w:b w:val="0"/>
-                <w:i w:val="0"/>
-                <w:color w:val="64748B"/>
-                <w:sz w:val="14"/>
-              </w:rPr>
-              <w:t>Démographie</w:t>
-            </w:r>
-          </w:p>
-        </w:tc>
-        <w:tc>
-          <w:tcPr>
-            <w:tcW w:type="dxa" w:w="1531"/>
-          </w:tcPr>
-          <w:p>
-            <w:r>
-              <w:rPr>
-                <w:b/>
-                <w:i w:val="0"/>
-                <w:color w:val="16A34A"/>
-                <w:sz w:val="16"/>
-              </w:rPr>
-              <w:t>—</w:t>
-            </w:r>
-          </w:p>
-        </w:tc>
-        <w:tc>
-          <w:tcPr>
-            <w:tcW w:type="dxa" w:w="1191"/>
-          </w:tcPr>
-          <w:p>
-            <w:r>
-              <w:rPr>
-                <w:b w:val="0"/>
-                <w:i w:val="0"/>
-                <w:color w:val="64748B"/>
-                <w:sz w:val="16"/>
-              </w:rPr>
-              <w:t>GT-CQ</w:t>
-            </w:r>
-          </w:p>
-        </w:tc>
-        <w:tc>
-          <w:tcPr>
-            <w:tcW w:type="dxa" w:w="4706"/>
-          </w:tcPr>
-          <w:p>
-            <w:r>
-              <w:rPr>
-                <w:b w:val="0"/>
-                <w:i w:val="0"/>
-                <w:sz w:val="17"/>
-              </w:rPr>
-              <w:t>Prière de corriger ou de confirmer avec le QG.</w:t>
-            </w:r>
-          </w:p>
-        </w:tc>
-      </w:tr>
-      <w:tr>
-        <w:tc>
-          <w:tcPr>
-            <w:tcW w:type="dxa" w:w="964"/>
-          </w:tcPr>
-          <w:p>
-            <w:r>
-              <w:rPr>
-                <w:b/>
-                <w:i w:val="0"/>
-                <w:color w:val="EA580C"/>
-                <w:sz w:val="16"/>
-              </w:rPr>
-              <w:t>Moyenne</w:t>
-            </w:r>
-          </w:p>
-        </w:tc>
-        <w:tc>
-          <w:tcPr>
-            <w:tcW w:type="dxa" w:w="1247"/>
-          </w:tcPr>
-          <w:p>
-            <w:r>
-              <w:rPr>
-                <w:b/>
-                <w:i w:val="0"/>
-                <w:sz w:val="16"/>
-              </w:rPr>
-              <w:t>S01</w:t>
-              <w:br/>
-            </w:r>
-            <w:r>
-              <w:rPr>
-                <w:b w:val="0"/>
-                <w:i w:val="0"/>
-                <w:color w:val="64748B"/>
-                <w:sz w:val="14"/>
-              </w:rPr>
-              <w:t>Démographie</w:t>
-            </w:r>
-          </w:p>
-        </w:tc>
-        <w:tc>
-          <w:tcPr>
-            <w:tcW w:type="dxa" w:w="1531"/>
-          </w:tcPr>
-          <w:p>
-            <w:r>
-              <w:rPr>
-                <w:b/>
-                <w:i w:val="0"/>
-                <w:color w:val="16A34A"/>
-                <w:sz w:val="16"/>
-              </w:rPr>
-              <w:t>s01q41a, s01q00b</w:t>
-            </w:r>
-          </w:p>
-        </w:tc>
-        <w:tc>
-          <w:tcPr>
-            <w:tcW w:type="dxa" w:w="1191"/>
-          </w:tcPr>
-          <w:p>
-            <w:r>
-              <w:rPr>
-                <w:b w:val="0"/>
-                <w:i w:val="0"/>
-                <w:color w:val="64748B"/>
-                <w:sz w:val="16"/>
-              </w:rPr>
-              <w:t>GT-CQ</w:t>
-            </w:r>
-          </w:p>
-        </w:tc>
-        <w:tc>
-          <w:tcPr>
-            <w:tcW w:type="dxa" w:w="4706"/>
-          </w:tcPr>
-          <w:p>
-            <w:r>
-              <w:rPr>
-                <w:b w:val="0"/>
-                <w:i w:val="0"/>
-                <w:sz w:val="17"/>
-              </w:rPr>
-              <w:t>Attention ! Le montant (7500 Fcfa) dépensé ou reçu en cadeau pour les recharges internet ou de forfaits de données mobiles(hors appels vocaux), aucours des 30 derniers jours de  Cheikh Tidiane sane est relativement élevé par rapport aux autres montants depansés observés dans cette zone.</w:t>
-            </w:r>
-          </w:p>
-        </w:tc>
-      </w:tr>
-      <w:tr>
-        <w:tc>
-          <w:tcPr>
-            <w:tcW w:type="dxa" w:w="964"/>
-          </w:tcPr>
-          <w:p>
-            <w:r>
-              <w:rPr>
-                <w:b/>
-                <w:i w:val="0"/>
-                <w:color w:val="EA580C"/>
-                <w:sz w:val="16"/>
-              </w:rPr>
-              <w:t>Moyenne</w:t>
-            </w:r>
-          </w:p>
-        </w:tc>
-        <w:tc>
-          <w:tcPr>
-            <w:tcW w:type="dxa" w:w="1247"/>
-          </w:tcPr>
-          <w:p>
-            <w:r>
-              <w:rPr>
-                <w:b/>
-                <w:i w:val="0"/>
-                <w:sz w:val="16"/>
-              </w:rPr>
-              <w:t>S01</w:t>
-              <w:br/>
-            </w:r>
-            <w:r>
-              <w:rPr>
-                <w:b w:val="0"/>
-                <w:i w:val="0"/>
-                <w:color w:val="64748B"/>
-                <w:sz w:val="14"/>
-              </w:rPr>
-              <w:t>Démographie</w:t>
-            </w:r>
-          </w:p>
-        </w:tc>
-        <w:tc>
-          <w:tcPr>
-            <w:tcW w:type="dxa" w:w="1531"/>
-          </w:tcPr>
-          <w:p>
-            <w:r>
-              <w:rPr>
-                <w:b/>
-                <w:i w:val="0"/>
-                <w:color w:val="16A34A"/>
-                <w:sz w:val="16"/>
-              </w:rPr>
-              <w:t>s01q00</w:t>
-            </w:r>
-          </w:p>
-        </w:tc>
-        <w:tc>
-          <w:tcPr>
-            <w:tcW w:type="dxa" w:w="1191"/>
-          </w:tcPr>
-          <w:p>
-            <w:r>
-              <w:rPr>
-                <w:b w:val="0"/>
-                <w:i w:val="0"/>
-                <w:color w:val="64748B"/>
-                <w:sz w:val="16"/>
-              </w:rPr>
-              <w:t>GT-CQ</w:t>
-            </w:r>
-          </w:p>
-        </w:tc>
-        <w:tc>
-          <w:tcPr>
-            <w:tcW w:type="dxa" w:w="4706"/>
-          </w:tcPr>
-          <w:p>
-            <w:r>
-              <w:rPr>
-                <w:b w:val="0"/>
-                <w:i w:val="0"/>
-                <w:sz w:val="17"/>
-              </w:rPr>
-              <w:t>Attention ! Vous avez déclaré en s01q00 que le répondant est la personne elle-même, or Bacary Badji est trop jeune (1 ans) pour fournir des informations correctes.</w:t>
-            </w:r>
-          </w:p>
-        </w:tc>
-      </w:tr>
-      <w:tr>
-        <w:tc>
-          <w:tcPr>
-            <w:tcW w:type="dxa" w:w="964"/>
-          </w:tcPr>
-          <w:p>
-            <w:r>
-              <w:rPr>
-                <w:b/>
-                <w:i w:val="0"/>
-                <w:color w:val="EA580C"/>
-                <w:sz w:val="16"/>
-              </w:rPr>
-              <w:t>Moyenne</w:t>
-            </w:r>
-          </w:p>
-        </w:tc>
-        <w:tc>
-          <w:tcPr>
-            <w:tcW w:type="dxa" w:w="1247"/>
-          </w:tcPr>
-          <w:p>
-            <w:r>
-              <w:rPr>
-                <w:b/>
-                <w:i w:val="0"/>
-                <w:sz w:val="16"/>
-              </w:rPr>
-              <w:t>S01</w:t>
-              <w:br/>
-            </w:r>
-            <w:r>
-              <w:rPr>
-                <w:b w:val="0"/>
-                <w:i w:val="0"/>
-                <w:color w:val="64748B"/>
-                <w:sz w:val="14"/>
-              </w:rPr>
-              <w:t>Démographie</w:t>
-            </w:r>
-          </w:p>
-        </w:tc>
-        <w:tc>
-          <w:tcPr>
-            <w:tcW w:type="dxa" w:w="1531"/>
-          </w:tcPr>
-          <w:p>
-            <w:r>
-              <w:rPr>
-                <w:b/>
-                <w:i w:val="0"/>
-                <w:color w:val="16A34A"/>
-                <w:sz w:val="16"/>
-              </w:rPr>
-              <w:t>—</w:t>
-            </w:r>
-          </w:p>
-        </w:tc>
-        <w:tc>
-          <w:tcPr>
-            <w:tcW w:type="dxa" w:w="1191"/>
-          </w:tcPr>
-          <w:p>
-            <w:r>
-              <w:rPr>
-                <w:b w:val="0"/>
-                <w:i w:val="0"/>
-                <w:color w:val="64748B"/>
-                <w:sz w:val="16"/>
-              </w:rPr>
-              <w:t>GT-CQ</w:t>
-            </w:r>
-          </w:p>
-        </w:tc>
-        <w:tc>
-          <w:tcPr>
-            <w:tcW w:type="dxa" w:w="4706"/>
-          </w:tcPr>
-          <w:p>
-            <w:r>
-              <w:rPr>
-                <w:b w:val="0"/>
-                <w:i w:val="0"/>
-                <w:sz w:val="17"/>
-              </w:rPr>
-              <w:t>Prière de refaire la section 1 pour Bacary Badji en demandant à un adulte de répondre aux questions à sa place.</w:t>
-            </w:r>
-          </w:p>
-        </w:tc>
-      </w:tr>
-      <w:tr>
-        <w:tc>
-          <w:tcPr>
-            <w:tcW w:type="dxa" w:w="964"/>
-          </w:tcPr>
-          <w:p>
-            <w:r>
-              <w:rPr>
-                <w:b/>
-                <w:i w:val="0"/>
-                <w:color w:val="EA580C"/>
-                <w:sz w:val="16"/>
-              </w:rPr>
-              <w:t>Moyenne</w:t>
-            </w:r>
-          </w:p>
-        </w:tc>
-        <w:tc>
-          <w:tcPr>
-            <w:tcW w:type="dxa" w:w="1247"/>
-          </w:tcPr>
-          <w:p>
-            <w:r>
-              <w:rPr>
-                <w:b/>
-                <w:i w:val="0"/>
-                <w:sz w:val="16"/>
-              </w:rPr>
-              <w:t>S01</w:t>
-              <w:br/>
-            </w:r>
-            <w:r>
-              <w:rPr>
-                <w:b w:val="0"/>
-                <w:i w:val="0"/>
-                <w:color w:val="64748B"/>
-                <w:sz w:val="14"/>
-              </w:rPr>
-              <w:t>Démographie</w:t>
-            </w:r>
-          </w:p>
-        </w:tc>
-        <w:tc>
-          <w:tcPr>
-            <w:tcW w:type="dxa" w:w="1531"/>
-          </w:tcPr>
-          <w:p>
-            <w:r>
-              <w:rPr>
-                <w:b/>
-                <w:i w:val="0"/>
-                <w:color w:val="16A34A"/>
-                <w:sz w:val="16"/>
-              </w:rPr>
-              <w:t>—</w:t>
-            </w:r>
-          </w:p>
-        </w:tc>
-        <w:tc>
-          <w:tcPr>
-            <w:tcW w:type="dxa" w:w="1191"/>
-          </w:tcPr>
-          <w:p>
-            <w:r>
-              <w:rPr>
-                <w:b w:val="0"/>
-                <w:i w:val="0"/>
-                <w:color w:val="64748B"/>
-                <w:sz w:val="16"/>
-              </w:rPr>
-              <w:t>GT-CQ</w:t>
-            </w:r>
-          </w:p>
-        </w:tc>
-        <w:tc>
-          <w:tcPr>
-            <w:tcW w:type="dxa" w:w="4706"/>
-          </w:tcPr>
-          <w:p>
-            <w:r>
-              <w:rPr>
-                <w:b w:val="0"/>
-                <w:i w:val="0"/>
-                <w:sz w:val="17"/>
-              </w:rPr>
-              <w:t>Prière de verifier l'information donnée par Bacary Badji ou corriger au niveau de la section 1.</w:t>
-            </w:r>
-          </w:p>
-        </w:tc>
-      </w:tr>
-      <w:tr>
-        <w:tc>
-          <w:tcPr>
-            <w:tcW w:type="dxa" w:w="964"/>
-          </w:tcPr>
-          <w:p>
-            <w:r>
-              <w:rPr>
-                <w:b/>
-                <w:i w:val="0"/>
-                <w:color w:val="EA580C"/>
-                <w:sz w:val="16"/>
-              </w:rPr>
-              <w:t>Moyenne</w:t>
-            </w:r>
-          </w:p>
-        </w:tc>
-        <w:tc>
-          <w:tcPr>
-            <w:tcW w:type="dxa" w:w="1247"/>
-          </w:tcPr>
-          <w:p>
-            <w:r>
-              <w:rPr>
-                <w:b/>
-                <w:i w:val="0"/>
-                <w:sz w:val="16"/>
-              </w:rPr>
-              <w:t>S01</w:t>
-              <w:br/>
-            </w:r>
-            <w:r>
-              <w:rPr>
-                <w:b w:val="0"/>
-                <w:i w:val="0"/>
-                <w:color w:val="64748B"/>
-                <w:sz w:val="14"/>
-              </w:rPr>
-              <w:t>Démographie</w:t>
-            </w:r>
-          </w:p>
-        </w:tc>
-        <w:tc>
-          <w:tcPr>
-            <w:tcW w:type="dxa" w:w="1531"/>
-          </w:tcPr>
-          <w:p>
-            <w:r>
-              <w:rPr>
-                <w:b/>
-                <w:i w:val="0"/>
-                <w:color w:val="16A34A"/>
-                <w:sz w:val="16"/>
-              </w:rPr>
-              <w:t>s01q00</w:t>
-            </w:r>
-          </w:p>
-        </w:tc>
-        <w:tc>
-          <w:tcPr>
-            <w:tcW w:type="dxa" w:w="1191"/>
-          </w:tcPr>
-          <w:p>
-            <w:r>
-              <w:rPr>
-                <w:b w:val="0"/>
-                <w:i w:val="0"/>
-                <w:color w:val="64748B"/>
-                <w:sz w:val="16"/>
-              </w:rPr>
-              <w:t>GT-CQ</w:t>
-            </w:r>
-          </w:p>
-        </w:tc>
-        <w:tc>
-          <w:tcPr>
-            <w:tcW w:type="dxa" w:w="4706"/>
-          </w:tcPr>
-          <w:p>
-            <w:r>
-              <w:rPr>
-                <w:b w:val="0"/>
-                <w:i w:val="0"/>
-                <w:sz w:val="17"/>
-              </w:rPr>
-              <w:t>Attention ! Vous avez déclaré en s01q00 que le répondant est la personne elle-même, or Khadidja Badji est trop jeune (2 ans) pour fournir des informations correctes.</w:t>
-            </w:r>
-          </w:p>
-        </w:tc>
-      </w:tr>
-      <w:tr>
-        <w:tc>
-          <w:tcPr>
-            <w:tcW w:type="dxa" w:w="964"/>
-          </w:tcPr>
-          <w:p>
-            <w:r>
-              <w:rPr>
-                <w:b/>
-                <w:i w:val="0"/>
-                <w:color w:val="EA580C"/>
-                <w:sz w:val="16"/>
-              </w:rPr>
-              <w:t>Moyenne</w:t>
-            </w:r>
-          </w:p>
-        </w:tc>
-        <w:tc>
-          <w:tcPr>
-            <w:tcW w:type="dxa" w:w="1247"/>
-          </w:tcPr>
-          <w:p>
-            <w:r>
-              <w:rPr>
-                <w:b/>
-                <w:i w:val="0"/>
-                <w:sz w:val="16"/>
-              </w:rPr>
-              <w:t>S01</w:t>
-              <w:br/>
-            </w:r>
-            <w:r>
-              <w:rPr>
-                <w:b w:val="0"/>
-                <w:i w:val="0"/>
-                <w:color w:val="64748B"/>
-                <w:sz w:val="14"/>
-              </w:rPr>
-              <w:t>Démographie</w:t>
-            </w:r>
-          </w:p>
-        </w:tc>
-        <w:tc>
-          <w:tcPr>
-            <w:tcW w:type="dxa" w:w="1531"/>
-          </w:tcPr>
-          <w:p>
-            <w:r>
-              <w:rPr>
-                <w:b/>
-                <w:i w:val="0"/>
-                <w:color w:val="16A34A"/>
-                <w:sz w:val="16"/>
-              </w:rPr>
-              <w:t>—</w:t>
-            </w:r>
-          </w:p>
-        </w:tc>
-        <w:tc>
-          <w:tcPr>
-            <w:tcW w:type="dxa" w:w="1191"/>
-          </w:tcPr>
-          <w:p>
-            <w:r>
-              <w:rPr>
-                <w:b w:val="0"/>
-                <w:i w:val="0"/>
-                <w:color w:val="64748B"/>
-                <w:sz w:val="16"/>
-              </w:rPr>
-              <w:t>GT-CQ</w:t>
-            </w:r>
-          </w:p>
-        </w:tc>
-        <w:tc>
-          <w:tcPr>
-            <w:tcW w:type="dxa" w:w="4706"/>
-          </w:tcPr>
-          <w:p>
-            <w:r>
-              <w:rPr>
-                <w:b w:val="0"/>
-                <w:i w:val="0"/>
-                <w:sz w:val="17"/>
-              </w:rPr>
-              <w:t>Prière de refaire la section 1 pour Khadidja Badji en demandant à un adulte de répondre aux questions à sa place.</w:t>
-            </w:r>
-          </w:p>
-        </w:tc>
-      </w:tr>
-      <w:tr>
-        <w:tc>
-          <w:tcPr>
-            <w:tcW w:type="dxa" w:w="964"/>
-          </w:tcPr>
-          <w:p>
-            <w:r>
-              <w:rPr>
-                <w:b/>
-                <w:i w:val="0"/>
-                <w:color w:val="EA580C"/>
-                <w:sz w:val="16"/>
-              </w:rPr>
-              <w:t>Moyenne</w:t>
-            </w:r>
-          </w:p>
-        </w:tc>
-        <w:tc>
-          <w:tcPr>
-            <w:tcW w:type="dxa" w:w="1247"/>
-          </w:tcPr>
-          <w:p>
-            <w:r>
-              <w:rPr>
-                <w:b/>
-                <w:i w:val="0"/>
-                <w:sz w:val="16"/>
-              </w:rPr>
-              <w:t>S01</w:t>
-              <w:br/>
-            </w:r>
-            <w:r>
-              <w:rPr>
-                <w:b w:val="0"/>
-                <w:i w:val="0"/>
-                <w:color w:val="64748B"/>
-                <w:sz w:val="14"/>
-              </w:rPr>
-              <w:t>Démographie</w:t>
-            </w:r>
-          </w:p>
-        </w:tc>
-        <w:tc>
-          <w:tcPr>
-            <w:tcW w:type="dxa" w:w="1531"/>
-          </w:tcPr>
-          <w:p>
-            <w:r>
-              <w:rPr>
-                <w:b/>
-                <w:i w:val="0"/>
-                <w:color w:val="16A34A"/>
-                <w:sz w:val="16"/>
-              </w:rPr>
-              <w:t>—</w:t>
-            </w:r>
-          </w:p>
-        </w:tc>
-        <w:tc>
-          <w:tcPr>
-            <w:tcW w:type="dxa" w:w="1191"/>
-          </w:tcPr>
-          <w:p>
-            <w:r>
-              <w:rPr>
-                <w:b w:val="0"/>
-                <w:i w:val="0"/>
-                <w:color w:val="64748B"/>
-                <w:sz w:val="16"/>
-              </w:rPr>
-              <w:t>GT-CQ</w:t>
-            </w:r>
-          </w:p>
-        </w:tc>
-        <w:tc>
-          <w:tcPr>
-            <w:tcW w:type="dxa" w:w="4706"/>
-          </w:tcPr>
-          <w:p>
-            <w:r>
-              <w:rPr>
-                <w:b w:val="0"/>
-                <w:i w:val="0"/>
-                <w:sz w:val="17"/>
-              </w:rPr>
-              <w:t>Prière de verifier l'information donnée par Khadidja Badji ou corriger au niveau de la section 1.</w:t>
-            </w:r>
-          </w:p>
-        </w:tc>
-      </w:tr>
-      <w:tr>
-        <w:tc>
-          <w:tcPr>
-            <w:tcW w:type="dxa" w:w="964"/>
-          </w:tcPr>
-          <w:p>
-            <w:r>
-              <w:rPr>
-                <w:b/>
-                <w:i w:val="0"/>
-                <w:color w:val="EA580C"/>
-                <w:sz w:val="16"/>
-              </w:rPr>
-              <w:t>Moyenne</w:t>
-            </w:r>
-          </w:p>
-        </w:tc>
-        <w:tc>
-          <w:tcPr>
-            <w:tcW w:type="dxa" w:w="1247"/>
-          </w:tcPr>
-          <w:p>
-            <w:r>
-              <w:rPr>
-                <w:b/>
-                <w:i w:val="0"/>
-                <w:sz w:val="16"/>
-              </w:rPr>
-              <w:t>S02</w:t>
-              <w:br/>
-            </w:r>
-            <w:r>
-              <w:rPr>
-                <w:b w:val="0"/>
-                <w:i w:val="0"/>
-                <w:color w:val="64748B"/>
-                <w:sz w:val="14"/>
-              </w:rPr>
-              <w:t>Éducation</w:t>
-            </w:r>
-          </w:p>
-        </w:tc>
-        <w:tc>
-          <w:tcPr>
-            <w:tcW w:type="dxa" w:w="1531"/>
-          </w:tcPr>
-          <w:p>
-            <w:r>
-              <w:rPr>
-                <w:b/>
-                <w:i w:val="0"/>
-                <w:color w:val="16A34A"/>
-                <w:sz w:val="16"/>
-              </w:rPr>
-              <w:t>—</w:t>
-            </w:r>
-          </w:p>
-        </w:tc>
-        <w:tc>
-          <w:tcPr>
-            <w:tcW w:type="dxa" w:w="1191"/>
-          </w:tcPr>
-          <w:p>
-            <w:r>
-              <w:rPr>
-                <w:b w:val="0"/>
-                <w:i w:val="0"/>
-                <w:color w:val="64748B"/>
-                <w:sz w:val="16"/>
-              </w:rPr>
-              <w:t>GT-CQ</w:t>
-            </w:r>
-          </w:p>
-        </w:tc>
-        <w:tc>
-          <w:tcPr>
-            <w:tcW w:type="dxa" w:w="4706"/>
-          </w:tcPr>
-          <w:p>
-            <w:r>
-              <w:rPr>
-                <w:b w:val="0"/>
-                <w:i w:val="0"/>
-                <w:sz w:val="17"/>
-              </w:rPr>
-              <w:t>veuillez, s'il vous plait, confirmer les frais de scolarité ( 1500 FCFA) payée de Aissatou diedhiou avec le QG ou apporter les corrections nécessaires.</w:t>
-            </w:r>
-          </w:p>
-        </w:tc>
-      </w:tr>
-      <w:tr>
-        <w:tc>
-          <w:tcPr>
-            <w:tcW w:type="dxa" w:w="964"/>
-          </w:tcPr>
-          <w:p>
-            <w:r>
-              <w:rPr>
-                <w:b/>
-                <w:i w:val="0"/>
-                <w:color w:val="EA580C"/>
-                <w:sz w:val="16"/>
-              </w:rPr>
-              <w:t>Moyenne</w:t>
-            </w:r>
-          </w:p>
-        </w:tc>
-        <w:tc>
-          <w:tcPr>
-            <w:tcW w:type="dxa" w:w="1247"/>
-          </w:tcPr>
-          <w:p>
-            <w:r>
-              <w:rPr>
-                <w:b/>
-                <w:i w:val="0"/>
-                <w:sz w:val="16"/>
-              </w:rPr>
-              <w:t>S02</w:t>
-              <w:br/>
-            </w:r>
-            <w:r>
-              <w:rPr>
-                <w:b w:val="0"/>
-                <w:i w:val="0"/>
-                <w:color w:val="64748B"/>
-                <w:sz w:val="14"/>
-              </w:rPr>
-              <w:t>Éducation</w:t>
-            </w:r>
-          </w:p>
-        </w:tc>
-        <w:tc>
-          <w:tcPr>
-            <w:tcW w:type="dxa" w:w="1531"/>
-          </w:tcPr>
-          <w:p>
-            <w:r>
-              <w:rPr>
-                <w:b/>
-                <w:i w:val="0"/>
-                <w:color w:val="16A34A"/>
-                <w:sz w:val="16"/>
-              </w:rPr>
-              <w:t>—</w:t>
-            </w:r>
-          </w:p>
-        </w:tc>
-        <w:tc>
-          <w:tcPr>
-            <w:tcW w:type="dxa" w:w="1191"/>
-          </w:tcPr>
-          <w:p>
-            <w:r>
-              <w:rPr>
-                <w:b w:val="0"/>
-                <w:i w:val="0"/>
-                <w:color w:val="64748B"/>
-                <w:sz w:val="16"/>
-              </w:rPr>
-              <w:t>GT-CQ</w:t>
-            </w:r>
-          </w:p>
-        </w:tc>
-        <w:tc>
-          <w:tcPr>
-            <w:tcW w:type="dxa" w:w="4706"/>
-          </w:tcPr>
-          <w:p>
-            <w:r>
-              <w:rPr>
-                <w:b w:val="0"/>
-                <w:i w:val="0"/>
-                <w:sz w:val="17"/>
-              </w:rPr>
-              <w:t>veuillez, s'il vous plait, confirmer les frais de scolarité ( 25000 FCFA) payée de Sarata Manga avec le QG ou apporter les corrections nécessaires.</w:t>
-            </w:r>
-          </w:p>
-        </w:tc>
-      </w:tr>
-      <w:tr>
-        <w:tc>
-          <w:tcPr>
-            <w:tcW w:type="dxa" w:w="964"/>
-          </w:tcPr>
-          <w:p>
-            <w:r>
-              <w:rPr>
-                <w:b/>
-                <w:i w:val="0"/>
-                <w:color w:val="EA580C"/>
-                <w:sz w:val="16"/>
-              </w:rPr>
-              <w:t>Moyenne</w:t>
-            </w:r>
-          </w:p>
-        </w:tc>
-        <w:tc>
-          <w:tcPr>
-            <w:tcW w:type="dxa" w:w="1247"/>
-          </w:tcPr>
-          <w:p>
-            <w:r>
-              <w:rPr>
-                <w:b/>
-                <w:i w:val="0"/>
-                <w:sz w:val="16"/>
-              </w:rPr>
-              <w:t>S02</w:t>
-              <w:br/>
-            </w:r>
-            <w:r>
-              <w:rPr>
-                <w:b w:val="0"/>
-                <w:i w:val="0"/>
-                <w:color w:val="64748B"/>
-                <w:sz w:val="14"/>
-              </w:rPr>
-              <w:t>Éducation</w:t>
-            </w:r>
-          </w:p>
-        </w:tc>
-        <w:tc>
-          <w:tcPr>
-            <w:tcW w:type="dxa" w:w="1531"/>
-          </w:tcPr>
-          <w:p>
-            <w:r>
-              <w:rPr>
-                <w:b/>
-                <w:i w:val="0"/>
-                <w:color w:val="16A34A"/>
-                <w:sz w:val="16"/>
-              </w:rPr>
-              <w:t>s01q47__7, s02q24, s01q00b, s02q17_2, s02q15_2</w:t>
-            </w:r>
-          </w:p>
-        </w:tc>
-        <w:tc>
-          <w:tcPr>
-            <w:tcW w:type="dxa" w:w="1191"/>
-          </w:tcPr>
-          <w:p>
-            <w:r>
-              <w:rPr>
-                <w:b w:val="0"/>
-                <w:i w:val="0"/>
-                <w:color w:val="64748B"/>
-                <w:sz w:val="16"/>
-              </w:rPr>
-              <w:t>GT-CQ</w:t>
-            </w:r>
-          </w:p>
-        </w:tc>
-        <w:tc>
-          <w:tcPr>
-            <w:tcW w:type="dxa" w:w="4706"/>
-          </w:tcPr>
-          <w:p>
-            <w:r>
-              <w:rPr>
-                <w:b w:val="0"/>
-                <w:i w:val="0"/>
-                <w:sz w:val="17"/>
-              </w:rPr>
-              <w:t>Le montant des frais pour les cahiers et autres matériels scolaires pour l'année scolaire de Sarata Manga qui fréquente 3ème année de Supérieur  est de 0 FCFA, Sarata Manga a fait comment pour payer ces cahiers et autres matériels scolaires (SAC, stylo, craie, ardoise, crayon...) ? prière de corriger.</w:t>
-            </w:r>
-          </w:p>
-        </w:tc>
-      </w:tr>
-      <w:tr>
-        <w:tc>
-          <w:tcPr>
-            <w:tcW w:type="dxa" w:w="964"/>
-          </w:tcPr>
-          <w:p>
-            <w:r>
-              <w:rPr>
-                <w:b/>
-                <w:i w:val="0"/>
-                <w:color w:val="EA580C"/>
-                <w:sz w:val="16"/>
-              </w:rPr>
-              <w:t>Moyenne</w:t>
-            </w:r>
-          </w:p>
-        </w:tc>
-        <w:tc>
-          <w:tcPr>
-            <w:tcW w:type="dxa" w:w="1247"/>
-          </w:tcPr>
-          <w:p>
-            <w:r>
-              <w:rPr>
-                <w:b/>
-                <w:i w:val="0"/>
-                <w:sz w:val="16"/>
-              </w:rPr>
-              <w:t>S02</w:t>
-              <w:br/>
-            </w:r>
-            <w:r>
-              <w:rPr>
-                <w:b w:val="0"/>
-                <w:i w:val="0"/>
-                <w:color w:val="64748B"/>
-                <w:sz w:val="14"/>
-              </w:rPr>
-              <w:t>Éducation</w:t>
-            </w:r>
-          </w:p>
-        </w:tc>
-        <w:tc>
-          <w:tcPr>
-            <w:tcW w:type="dxa" w:w="1531"/>
-          </w:tcPr>
-          <w:p>
-            <w:r>
-              <w:rPr>
-                <w:b/>
-                <w:i w:val="0"/>
-                <w:color w:val="16A34A"/>
-                <w:sz w:val="16"/>
-              </w:rPr>
-              <w:t>—</w:t>
-            </w:r>
-          </w:p>
-        </w:tc>
-        <w:tc>
-          <w:tcPr>
-            <w:tcW w:type="dxa" w:w="1191"/>
-          </w:tcPr>
-          <w:p>
-            <w:r>
-              <w:rPr>
-                <w:b w:val="0"/>
-                <w:i w:val="0"/>
-                <w:color w:val="64748B"/>
-                <w:sz w:val="16"/>
-              </w:rPr>
-              <w:t>GT-CQ</w:t>
-            </w:r>
-          </w:p>
-        </w:tc>
-        <w:tc>
-          <w:tcPr>
-            <w:tcW w:type="dxa" w:w="4706"/>
-          </w:tcPr>
-          <w:p>
-            <w:r>
-              <w:rPr>
-                <w:b w:val="0"/>
-                <w:i w:val="0"/>
-                <w:sz w:val="17"/>
-              </w:rPr>
-              <w:t>Prière de corriger ou confirmer cette information avec le QG.</w:t>
-            </w:r>
-          </w:p>
-        </w:tc>
-      </w:tr>
-      <w:tr>
-        <w:tc>
-          <w:tcPr>
-            <w:tcW w:type="dxa" w:w="964"/>
-          </w:tcPr>
-          <w:p>
-            <w:r>
-              <w:rPr>
-                <w:b/>
-                <w:i w:val="0"/>
-                <w:color w:val="EA580C"/>
-                <w:sz w:val="16"/>
-              </w:rPr>
-              <w:t>Moyenne</w:t>
-            </w:r>
-          </w:p>
-        </w:tc>
-        <w:tc>
-          <w:tcPr>
-            <w:tcW w:type="dxa" w:w="1247"/>
-          </w:tcPr>
-          <w:p>
-            <w:r>
-              <w:rPr>
-                <w:b/>
-                <w:i w:val="0"/>
-                <w:sz w:val="16"/>
-              </w:rPr>
-              <w:t>S02</w:t>
-              <w:br/>
-            </w:r>
-            <w:r>
-              <w:rPr>
-                <w:b w:val="0"/>
-                <w:i w:val="0"/>
-                <w:color w:val="64748B"/>
-                <w:sz w:val="14"/>
-              </w:rPr>
-              <w:t>Éducation</w:t>
-            </w:r>
-          </w:p>
-        </w:tc>
-        <w:tc>
-          <w:tcPr>
-            <w:tcW w:type="dxa" w:w="1531"/>
-          </w:tcPr>
-          <w:p>
-            <w:r>
-              <w:rPr>
-                <w:b/>
-                <w:i w:val="0"/>
-                <w:color w:val="16A34A"/>
-                <w:sz w:val="16"/>
-              </w:rPr>
-              <w:t>s01q23, s01q00b, s01q23_autre</w:t>
-            </w:r>
-          </w:p>
-        </w:tc>
-        <w:tc>
-          <w:tcPr>
-            <w:tcW w:type="dxa" w:w="1191"/>
-          </w:tcPr>
-          <w:p>
-            <w:r>
-              <w:rPr>
-                <w:b w:val="0"/>
-                <w:i w:val="0"/>
-                <w:color w:val="64748B"/>
-                <w:sz w:val="16"/>
-              </w:rPr>
-              <w:t>GT-CQ</w:t>
-            </w:r>
-          </w:p>
-        </w:tc>
-        <w:tc>
-          <w:tcPr>
-            <w:tcW w:type="dxa" w:w="4706"/>
-          </w:tcPr>
-          <w:p>
-            <w:r>
-              <w:rPr>
-                <w:b w:val="0"/>
-                <w:i w:val="0"/>
-                <w:sz w:val="17"/>
-              </w:rPr>
               <w:t>La filière de Sarata Manga est Multimédia internet communication et semble exister dans les modalités, prière de prendre attache avec le QG pour plus d'explication afin de la classer bien.</w:t>
-            </w:r>
-          </w:p>
-        </w:tc>
-      </w:tr>
-      <w:tr>
-        <w:tc>
-          <w:tcPr>
-            <w:tcW w:type="dxa" w:w="964"/>
-          </w:tcPr>
-          <w:p>
-            <w:r>
-              <w:rPr>
-                <w:b/>
-                <w:i w:val="0"/>
-                <w:color w:val="EA580C"/>
-                <w:sz w:val="16"/>
-              </w:rPr>
-              <w:t>Moyenne</w:t>
-            </w:r>
-          </w:p>
-        </w:tc>
-        <w:tc>
-          <w:tcPr>
-            <w:tcW w:type="dxa" w:w="1247"/>
-          </w:tcPr>
-          <w:p>
-            <w:r>
-              <w:rPr>
-                <w:b/>
-                <w:i w:val="0"/>
-                <w:sz w:val="16"/>
-              </w:rPr>
-              <w:t>S02</w:t>
-              <w:br/>
-            </w:r>
-            <w:r>
-              <w:rPr>
-                <w:b w:val="0"/>
-                <w:i w:val="0"/>
-                <w:color w:val="64748B"/>
-                <w:sz w:val="14"/>
-              </w:rPr>
-              <w:t>Éducation</w:t>
-            </w:r>
-          </w:p>
-        </w:tc>
-        <w:tc>
-          <w:tcPr>
-            <w:tcW w:type="dxa" w:w="1531"/>
-          </w:tcPr>
-          <w:p>
-            <w:r>
-              <w:rPr>
-                <w:b/>
-                <w:i w:val="0"/>
-                <w:color w:val="16A34A"/>
-                <w:sz w:val="16"/>
-              </w:rPr>
-              <w:t>—</w:t>
-            </w:r>
-          </w:p>
-        </w:tc>
-        <w:tc>
-          <w:tcPr>
-            <w:tcW w:type="dxa" w:w="1191"/>
-          </w:tcPr>
-          <w:p>
-            <w:r>
-              <w:rPr>
-                <w:b w:val="0"/>
-                <w:i w:val="0"/>
-                <w:color w:val="64748B"/>
-                <w:sz w:val="16"/>
-              </w:rPr>
-              <w:t>GT-CQ</w:t>
-            </w:r>
-          </w:p>
-        </w:tc>
-        <w:tc>
-          <w:tcPr>
-            <w:tcW w:type="dxa" w:w="4706"/>
-          </w:tcPr>
-          <w:p>
-            <w:r>
-              <w:rPr>
-                <w:b w:val="0"/>
-                <w:i w:val="0"/>
-                <w:sz w:val="17"/>
-              </w:rPr>
-              <w:t>veuillez, s'il vous plait, confirmer les frais de scolarité ( 1500 FCFA) payée de Mareme Sane avec le QG ou apporter les corrections nécessaires.</w:t>
-            </w:r>
-          </w:p>
-        </w:tc>
-      </w:tr>
-      <w:tr>
-        <w:tc>
-          <w:tcPr>
-            <w:tcW w:type="dxa" w:w="964"/>
-          </w:tcPr>
-          <w:p>
-            <w:r>
-              <w:rPr>
-                <w:b/>
-                <w:i w:val="0"/>
-                <w:color w:val="EA580C"/>
-                <w:sz w:val="16"/>
-              </w:rPr>
-              <w:t>Moyenne</w:t>
-            </w:r>
-          </w:p>
-        </w:tc>
-        <w:tc>
-          <w:tcPr>
-            <w:tcW w:type="dxa" w:w="1247"/>
-          </w:tcPr>
-          <w:p>
-            <w:r>
-              <w:rPr>
-                <w:b/>
-                <w:i w:val="0"/>
-                <w:sz w:val="16"/>
-              </w:rPr>
-              <w:t>S02</w:t>
-              <w:br/>
-            </w:r>
-            <w:r>
-              <w:rPr>
-                <w:b w:val="0"/>
-                <w:i w:val="0"/>
-                <w:color w:val="64748B"/>
-                <w:sz w:val="14"/>
-              </w:rPr>
-              <w:t>Éducation</w:t>
-            </w:r>
-          </w:p>
-        </w:tc>
-        <w:tc>
-          <w:tcPr>
-            <w:tcW w:type="dxa" w:w="1531"/>
-          </w:tcPr>
-          <w:p>
-            <w:r>
-              <w:rPr>
-                <w:b/>
-                <w:i w:val="0"/>
-                <w:color w:val="16A34A"/>
-                <w:sz w:val="16"/>
-              </w:rPr>
-              <w:t>—</w:t>
-            </w:r>
-          </w:p>
-        </w:tc>
-        <w:tc>
-          <w:tcPr>
-            <w:tcW w:type="dxa" w:w="1191"/>
-          </w:tcPr>
-          <w:p>
-            <w:r>
-              <w:rPr>
-                <w:b w:val="0"/>
-                <w:i w:val="0"/>
-                <w:color w:val="64748B"/>
-                <w:sz w:val="16"/>
-              </w:rPr>
-              <w:t>GT-CQ</w:t>
-            </w:r>
-          </w:p>
-        </w:tc>
-        <w:tc>
-          <w:tcPr>
-            <w:tcW w:type="dxa" w:w="4706"/>
-          </w:tcPr>
-          <w:p>
-            <w:r>
-              <w:rPr>
-                <w:b w:val="0"/>
-                <w:i w:val="0"/>
-                <w:sz w:val="17"/>
-              </w:rPr>
-              <w:t>Attention!!! le montant payé de Mareme Sane pour la cotisation est de 200 FCFA qui semble faible.</w:t>
-            </w:r>
-          </w:p>
-        </w:tc>
-      </w:tr>
-      <w:tr>
-        <w:tc>
-          <w:tcPr>
-            <w:tcW w:type="dxa" w:w="964"/>
-          </w:tcPr>
-          <w:p>
-            <w:r>
-              <w:rPr>
-                <w:b/>
-                <w:i w:val="0"/>
-                <w:color w:val="EA580C"/>
-                <w:sz w:val="16"/>
-              </w:rPr>
-              <w:t>Moyenne</w:t>
-            </w:r>
-          </w:p>
-        </w:tc>
-        <w:tc>
-          <w:tcPr>
-            <w:tcW w:type="dxa" w:w="1247"/>
-          </w:tcPr>
-          <w:p>
-            <w:r>
-              <w:rPr>
-                <w:b/>
-                <w:i w:val="0"/>
-                <w:sz w:val="16"/>
-              </w:rPr>
-              <w:t>S02</w:t>
-              <w:br/>
-            </w:r>
-            <w:r>
-              <w:rPr>
-                <w:b w:val="0"/>
-                <w:i w:val="0"/>
-                <w:color w:val="64748B"/>
-                <w:sz w:val="14"/>
-              </w:rPr>
-              <w:t>Éducation</w:t>
-            </w:r>
-          </w:p>
-        </w:tc>
-        <w:tc>
-          <w:tcPr>
-            <w:tcW w:type="dxa" w:w="1531"/>
-          </w:tcPr>
-          <w:p>
-            <w:r>
-              <w:rPr>
-                <w:b/>
-                <w:i w:val="0"/>
-                <w:color w:val="16A34A"/>
-                <w:sz w:val="16"/>
-              </w:rPr>
-              <w:t>—</w:t>
-            </w:r>
-          </w:p>
-        </w:tc>
-        <w:tc>
-          <w:tcPr>
-            <w:tcW w:type="dxa" w:w="1191"/>
-          </w:tcPr>
-          <w:p>
-            <w:r>
-              <w:rPr>
-                <w:b w:val="0"/>
-                <w:i w:val="0"/>
-                <w:color w:val="64748B"/>
-                <w:sz w:val="16"/>
-              </w:rPr>
-              <w:t>GT-CQ</w:t>
-            </w:r>
-          </w:p>
-        </w:tc>
-        <w:tc>
-          <w:tcPr>
-            <w:tcW w:type="dxa" w:w="4706"/>
-          </w:tcPr>
-          <w:p>
-            <w:r>
-              <w:rPr>
-                <w:b w:val="0"/>
-                <w:i w:val="0"/>
-                <w:sz w:val="17"/>
-              </w:rPr>
-              <w:t>Veuillez verifier cette information auprès de l'enquêté ou confirmer avec le QG.</w:t>
-            </w:r>
-          </w:p>
-        </w:tc>
-      </w:tr>
-      <w:tr>
-        <w:tc>
-          <w:tcPr>
-            <w:tcW w:type="dxa" w:w="964"/>
-          </w:tcPr>
-          <w:p>
-            <w:r>
-              <w:rPr>
-                <w:b/>
-                <w:i w:val="0"/>
-                <w:color w:val="EA580C"/>
-                <w:sz w:val="16"/>
-              </w:rPr>
-              <w:t>Moyenne</w:t>
-            </w:r>
-          </w:p>
-        </w:tc>
-        <w:tc>
-          <w:tcPr>
-            <w:tcW w:type="dxa" w:w="1247"/>
-          </w:tcPr>
-          <w:p>
-            <w:r>
-              <w:rPr>
-                <w:b/>
-                <w:i w:val="0"/>
-                <w:sz w:val="16"/>
-              </w:rPr>
-              <w:t>S02</w:t>
-              <w:br/>
-            </w:r>
-            <w:r>
-              <w:rPr>
-                <w:b w:val="0"/>
-                <w:i w:val="0"/>
-                <w:color w:val="64748B"/>
-                <w:sz w:val="14"/>
-              </w:rPr>
-              <w:t>Éducation</w:t>
-            </w:r>
-          </w:p>
-        </w:tc>
-        <w:tc>
-          <w:tcPr>
-            <w:tcW w:type="dxa" w:w="1531"/>
-          </w:tcPr>
-          <w:p>
-            <w:r>
-              <w:rPr>
-                <w:b/>
-                <w:i w:val="0"/>
-                <w:color w:val="16A34A"/>
-                <w:sz w:val="16"/>
-              </w:rPr>
-              <w:t>—</w:t>
-            </w:r>
-          </w:p>
-        </w:tc>
-        <w:tc>
-          <w:tcPr>
-            <w:tcW w:type="dxa" w:w="1191"/>
-          </w:tcPr>
-          <w:p>
-            <w:r>
-              <w:rPr>
-                <w:b w:val="0"/>
-                <w:i w:val="0"/>
-                <w:color w:val="64748B"/>
-                <w:sz w:val="16"/>
-              </w:rPr>
-              <w:t>GT-CQ</w:t>
-            </w:r>
-          </w:p>
-        </w:tc>
-        <w:tc>
-          <w:tcPr>
-            <w:tcW w:type="dxa" w:w="4706"/>
-          </w:tcPr>
-          <w:p>
-            <w:r>
-              <w:rPr>
-                <w:b w:val="0"/>
-                <w:i w:val="0"/>
-                <w:sz w:val="17"/>
-              </w:rPr>
-              <w:t>Merci de bien vouloir changé 2.04 en OUI et renseigné toutes les autres informations qui concerne Bineta Diedhiou .</w:t>
             </w:r>
           </w:p>
         </w:tc>
